--- a/eng/docx/011.content.docx
+++ b/eng/docx/011.content.docx
@@ -166,13 +166,6 @@
       </w:r>
       <w:r>
         <w:rPr>
-          <w:i/>
-          <w:lang w:val="en_US" w:bidi="en_US"/>
-        </w:rPr>
-        <w:t>Kab, Kabzeel, Kadesh, Kadesh-Barnea, Kadmiel, Kadmonites, Kain (Place), Kain (Tribe), Kaiwan, Kallai, Kamon, Kanah, Kanatha, Kareah, Karka, Karkor, Karnaim, Kartah, Kartan, Kattath, Kebar, Kedar, Kedemah, Kedemoth, Kedesh, Kedorlaomer, Kehelathah, Keilah (Person), Keilah (Place), Kelaiah, Kelal, Kelita, Kelub, Kelubai, Keluhi, Kemuel, Kenaanah, Kenan, Kenani, Kenaniah, Kenath, Kenaz, Kenezite, Kenites, Kenizzites, Kephar-Ammoni, Kephirah, Keran, Keren-Happuch, Kerethites, Kerioth, Kerioth-Hezron, Kerith, the Brook, Keros, Kerub, Kerygma, Kesalon, Kesed, Kesil, Kesitah, Kesulloth, Keturah, Keys of the Kingdom, Keziah, Kezib, Keziz, Valley of, Kibroth-Hattaavah, Kibzaim, Kid, Kidney, Kidon, Kidron, Kileab, Kilion, Killing, Kilmad, Kiln, Kimham, Kinah, Kindness, Kine, King, King’s Dale, King’s Garden, King’s Highway, King’s Pool, King’s Valley, Kingdom of God, Kingdom of Heaven, Kings, Books of First and Second, Kinnereth, Kinsman, Kios, Kir, Kir-Hareseth, Kiriath-Arba, Kiriath-Arim, Kiriath-Baal, Kiriath-huzoth, Kiriath-Jearim, Kiriath-Sannah, Kiriath-Sepher, Kiriathaim, Kirioth, Kirjath, Kirjath-Arba, Kirjath-Arim, Kirjath-Baal, Kirjath-huzoth, Kirjath-Jearim, Kirjath-Sannah, Kirjath-Sepher, Kirjathaim, Kish, Kishi, Kishion, Kishon, Kislev, Kislon, Kisloth-Tabor, Kison, Kiss, Kiss of Peace, Kitchen, Kite, Kithlish, Kitlish, Kitron, Kittim, Kneeling, Knife, Knowledge, Koa, Kohath, Kohathites, Koheleth, Koine Greek, Kola, Kolaiah, Kona, Kor, Korah, Korahite, Korathite, Korazin, Kore, Korhite, Koz, Kub, Kue, Kushaiah</w:t>
-      </w:r>
-      <w:r>
-        <w:rPr>
           <w:lang w:val="en_US" w:bidi="en_US"/>
         </w:rPr>
       </w:r>
@@ -23382,26 +23375,26 @@
         <w:rPr>
           <w:lang w:val="en_US" w:bidi="en_US"/>
         </w:rPr>
-        <w:t>Kiriath-Jearim</w:t>
-      </w:r>
-      <w:r>
-        <w:rPr>
-          <w:lang w:val="en_US" w:bidi="en_US"/>
-        </w:rPr>
-      </w:r>
-    </w:p>
-    <w:p>
-      <w:pPr/>
-      <w:r>
-        <w:rPr>
-          <w:lang w:val="en_US" w:bidi="en_US"/>
-        </w:rPr>
-      </w:r>
-      <w:r>
-        <w:rPr>
-          <w:lang w:val="en_US" w:bidi="en_US"/>
-        </w:rPr>
-        <w:t>Kiriath-Jearim is a village located 16 kilometers (10 miles) northwest of Jerusalem, on the road between Jerusalem and Tel Aviv. Today, it is called Abu Ghosh. French archaeologists found evidence that people lived there 7,000 years ago. These early residents changed from raising animals to growing crops. The village got its modern name from a family of Arab leaders called Abu Ghosh. In the early 19th century, this family would rob religious travelers who were going to Jerusalem. This ended when Ibrahim Pasha of Egypt stopped the practice.</w:t>
+        <w:t>Kiriath-jearim</w:t>
+      </w:r>
+      <w:r>
+        <w:rPr>
+          <w:lang w:val="en_US" w:bidi="en_US"/>
+        </w:rPr>
+      </w:r>
+    </w:p>
+    <w:p>
+      <w:pPr/>
+      <w:r>
+        <w:rPr>
+          <w:lang w:val="en_US" w:bidi="en_US"/>
+        </w:rPr>
+      </w:r>
+      <w:r>
+        <w:rPr>
+          <w:lang w:val="en_US" w:bidi="en_US"/>
+        </w:rPr>
+        <w:t>Kiriath-jearim is a village located 16 kilometers (10 miles) northwest of Jerusalem, on the road between Jerusalem and Tel Aviv. Today, it is called Abu Ghosh. French archaeologists found evidence that people lived there 7,000 years ago. These early residents changed from raising animals to growing crops. The village got its modern name from a family of Arab leaders called Abu Ghosh. In the early 19th century, this family would rob religious travelers who were going to Jerusalem. This ended when Ibrahim Pasha of Egypt stopped the practice.</w:t>
       </w:r>
     </w:p>
     <w:p>
@@ -23433,7 +23426,7 @@
         <w:rPr>
           <w:lang w:val="en_US" w:bidi="en_US"/>
         </w:rPr>
-        <w:t>). The church has very thick walls. These walls were built on top of an old Roman military base. This base is where the Roman emperor Titus had kept his experienced soldiers during the war against the Jewish people (called the "Jewish Revolt"). Under the church, there is a large underground room called a crypt. The crypt has a natural water spring. Stories written during the First Crusade call this the "Emmaus Spring."</w:t>
+        <w:t>). The church has very thick walls. These walls were built on top of the remains of a Roman fort. Titus had stationed Roman soldiers there who had fought in the Jewish Revolt. Under the church, there is a large underground room called a crypt. The crypt has a natural water spring. Stories written during the First Crusade call this the "Emmaus Spring."</w:t>
       </w:r>
     </w:p>
     <w:p>

--- a/eng/docx/011.content.docx
+++ b/eng/docx/011.content.docx
@@ -150,19 +150,6 @@
           <w:lang w:val="en_US" w:bidi="en_US"/>
         </w:rPr>
         <w:t>K</w:t>
-      </w:r>
-      <w:r>
-        <w:rPr>
-          <w:lang w:val="en_US" w:bidi="en_US"/>
-        </w:rPr>
-      </w:r>
-    </w:p>
-    <w:p>
-      <w:pPr/>
-      <w:r>
-        <w:rPr>
-          <w:lang w:val="en_US" w:bidi="en_US"/>
-        </w:rPr>
       </w:r>
       <w:r>
         <w:rPr>

--- a/eng/docx/011.content.docx
+++ b/eng/docx/011.content.docx
@@ -19,7 +19,7 @@
         <w:rPr>
           <w:lang w:val="en_US" w:bidi="en_US"/>
         </w:rPr>
-        <w:t>Resource: Bible Dictionary (Tyndale)</w:t>
+        <w:t>Resource: Tyndale Open Bible Dictionary</w:t>
       </w:r>
       <w:r>
         <w:rPr>
@@ -112,7 +112,7 @@
         <w:rPr>
           <w:lang w:val="en_US" w:bidi="en_US"/>
         </w:rPr>
-        <w:t>Bible Dictionary (Tyndale)</w:t>
+        <w:t>Tyndale Open Bible Dictionary</w:t>
       </w:r>
     </w:p>
     <w:p>

--- a/eng/docx/011.content.docx
+++ b/eng/docx/011.content.docx
@@ -22296,7 +22296,7 @@
         <w:rPr>
           <w:lang w:val="en_US" w:bidi="en_US"/>
         </w:rPr>
-        <w:t>Kinnereth is way of spelling Chinnereth, which is another name for the Sea of Galilee. The name can also describe the land around the lake.</w:t>
+        <w:t>Kinnereth is another way of spelling Chinnereth, which is another name for the Sea of Galilee. The name can also describe the land around the lake.</w:t>
       </w:r>
     </w:p>
     <w:p>

--- a/eng/docx/011.content.docx
+++ b/eng/docx/011.content.docx
@@ -955,7 +955,20 @@
         <w:rPr>
           <w:lang w:val="en_US" w:bidi="en_US"/>
         </w:rPr>
-        <w:t xml:space="preserve">The name "Kadmonites" means "eastern" in Hebrew. This may be why the Bible sometimes talks about the "people of the east" (for example, in </w:t>
+        <w:t xml:space="preserve">The name </w:t>
+      </w:r>
+      <w:r>
+        <w:rPr>
+          <w:i/>
+          <w:lang w:val="en_US" w:bidi="en_US"/>
+        </w:rPr>
+        <w:t>Kadmonites</w:t>
+      </w:r>
+      <w:r>
+        <w:rPr>
+          <w:lang w:val="en_US" w:bidi="en_US"/>
+        </w:rPr>
+        <w:t xml:space="preserve"> means "eastern" in Hebrew. This may be why the Bible sometimes talks about the "people of the east" (for example, in </w:t>
       </w:r>
       <w:hyperlink r:id="rId36">
         <w:r>
@@ -1195,7 +1208,20 @@
         <w:rPr>
           <w:lang w:val="en_US" w:bidi="en_US"/>
         </w:rPr>
-        <w:t>). The name "Kain" in Hebrew means "spear," which suggests they may have been skilled in making metal tools and weapons. The tribe lived as nomads, moving from place to place rather than settling in one area. They were friendly toward Israel (</w:t>
+        <w:t xml:space="preserve">). The name </w:t>
+      </w:r>
+      <w:r>
+        <w:rPr>
+          <w:i/>
+          <w:lang w:val="en_US" w:bidi="en_US"/>
+        </w:rPr>
+        <w:t>Kain</w:t>
+      </w:r>
+      <w:r>
+        <w:rPr>
+          <w:lang w:val="en_US" w:bidi="en_US"/>
+        </w:rPr>
+        <w:t xml:space="preserve"> in Hebrew means "spear," which suggests they may have been skilled in making metal tools and weapons. The tribe lived as nomads, moving from place to place rather than settling in one area. They were friendly toward Israel (</w:t>
       </w:r>
       <w:hyperlink r:id="rId44">
         <w:r>
@@ -5588,7 +5614,33 @@
         <w:rPr>
           <w:lang w:val="en_US" w:bidi="en_US"/>
         </w:rPr>
-        <w:t>The name "Kenite" is closely related to the word for "smith" (a metalworker who works with copper) in both Arabic and Aramaic. This suggests that this tribe might have been a group of traveling metalworkers who offered their skills wherever they were needed. Nomadic tribes of metalworkers were known to move throughout the ancient Near East from the early the 2nd millennium BC. Images of such workers can be found in the Beni-Hasan tomb in Egypt, which dates to the 19th century BC. Even in modern times, at least one Arab tribe of traveling smiths has followed trade routes looking for work.</w:t>
+        <w:t xml:space="preserve">The name </w:t>
+      </w:r>
+      <w:r>
+        <w:rPr>
+          <w:i/>
+          <w:lang w:val="en_US" w:bidi="en_US"/>
+        </w:rPr>
+        <w:t>Kenite</w:t>
+      </w:r>
+      <w:r>
+        <w:rPr>
+          <w:lang w:val="en_US" w:bidi="en_US"/>
+        </w:rPr>
+        <w:t xml:space="preserve"> is closely related to the word for </w:t>
+      </w:r>
+      <w:r>
+        <w:rPr>
+          <w:i/>
+          <w:lang w:val="en_US" w:bidi="en_US"/>
+        </w:rPr>
+        <w:t>smith</w:t>
+      </w:r>
+      <w:r>
+        <w:rPr>
+          <w:lang w:val="en_US" w:bidi="en_US"/>
+        </w:rPr>
+        <w:t xml:space="preserve"> (a metalworker who works with copper) in both Arabic and Aramaic. This suggests that this tribe might have been a group of traveling metalworkers who offered their skills wherever they were needed. Nomadic tribes of metalworkers were known to move throughout the ancient Near East from the early 2nd millennium BC. Images of such workers can be found in the Beni-Hasan tomb in Egypt, which dates to the 19th century BC. Even in modern times, at least one Arab tribe of traveling smiths has followed trade routes looking for work.</w:t>
       </w:r>
     </w:p>
     <w:p>
@@ -5645,7 +5697,7 @@
         <w:rPr>
           <w:lang w:val="en_US" w:bidi="en_US"/>
         </w:rPr>
-        <w:t>More significant is the suggestion that Jethro (also called Reuel), "priest of Midian," was the source of Moses's belief in one God—the monotheistic religion of Yahweh. This idea can be challenged from both biblical and historical perspectives.</w:t>
+        <w:t>More significant is the suggestion that Jethro (also called Reuel), the priest of Midian, influenced what Moses believed about one God—that is, the worship of Yahweh alone. This idea can be challenged on both biblical and historical grounds.</w:t>
       </w:r>
     </w:p>
     <w:p>
@@ -5683,13 +5735,26 @@
         <w:rPr>
           <w:lang w:val="en_US" w:bidi="en_US"/>
         </w:rPr>
-        <w:t>And to Seth also a son was born, and he called him Enosh. At that time men began to call upon the name of the LORD</w:t>
-      </w:r>
-      <w:r>
-        <w:rPr>
-          <w:lang w:val="en_US" w:bidi="en_US"/>
-        </w:rPr>
-        <w:t>." Equally important is the fact that Moses' mother (or ancestor, as some would suggest) had the name Jochebed, which means "Yahweh is glory." Clearly, Moses did not first hear about Yahweh from his father-in-law during his exile in the wilderness of Midian.</w:t>
+        <w:t>And to Seth also a son was born, and he called him Enosh. At that time, men began to call upon the name of the LORD</w:t>
+      </w:r>
+      <w:r>
+        <w:rPr>
+          <w:lang w:val="en_US" w:bidi="en_US"/>
+        </w:rPr>
+        <w:t xml:space="preserve">." Equally important is the fact that the mother of Moses (or ancestor, as some would suggest) had the name </w:t>
+      </w:r>
+      <w:r>
+        <w:rPr>
+          <w:i/>
+          <w:lang w:val="en_US" w:bidi="en_US"/>
+        </w:rPr>
+        <w:t>Jochebed</w:t>
+      </w:r>
+      <w:r>
+        <w:rPr>
+          <w:lang w:val="en_US" w:bidi="en_US"/>
+        </w:rPr>
+        <w:t>, which means "Yahweh is glory." Clearly, Moses did not first hear about Yahweh from his father-in-law during his exile in the wilderness of Midian.</w:t>
       </w:r>
     </w:p>
     <w:p>
@@ -6486,7 +6551,33 @@
         <w:rPr>
           <w:lang w:val="en_US" w:bidi="en_US"/>
         </w:rPr>
-        <w:t>Many scholars believe that the name Kerethite means "Cretan" (someone from the island of Crete). This makes sense because the Philistines may have come from Crete and other islands in the Mediterranean Sea. The word Pelethite is probably another way of saying "Philistine."</w:t>
+        <w:t xml:space="preserve">Many scholars believe that the name Kerethite means "Cretan" (someone from the island of Crete). This makes sense because the Philistines may have come from Crete and other islands in the Mediterranean Sea. The word </w:t>
+      </w:r>
+      <w:r>
+        <w:rPr>
+          <w:i/>
+          <w:lang w:val="en_US" w:bidi="en_US"/>
+        </w:rPr>
+        <w:t>Pelethite</w:t>
+      </w:r>
+      <w:r>
+        <w:rPr>
+          <w:lang w:val="en_US" w:bidi="en_US"/>
+        </w:rPr>
+        <w:t xml:space="preserve"> is probably another spelling of the word </w:t>
+      </w:r>
+      <w:r>
+        <w:rPr>
+          <w:i/>
+          <w:lang w:val="en_US" w:bidi="en_US"/>
+        </w:rPr>
+        <w:t>Philistine</w:t>
+      </w:r>
+      <w:r>
+        <w:rPr>
+          <w:lang w:val="en_US" w:bidi="en_US"/>
+        </w:rPr>
+        <w:t>.</w:t>
       </w:r>
     </w:p>
     <w:p>
@@ -7263,7 +7354,7 @@
         <w:rPr>
           <w:lang w:val="en_US" w:bidi="en_US"/>
         </w:rPr>
-        <w:t xml:space="preserve">The kerygma is essentially the same as the gospel. Although the term itself emphasizes the </w:t>
+        <w:t xml:space="preserve">The kerygma is essentially the same as the gospel (the good news about Jesus). Although the term itself emphasizes the </w:t>
       </w:r>
       <w:r>
         <w:rPr>
@@ -7497,7 +7588,7 @@
         <w:rPr>
           <w:lang w:val="en_US" w:bidi="en_US"/>
         </w:rPr>
-        <w:t>These topics are discussed elsewhere in the New Testament. However, they were not part of the basic message that Jesus's first followers shared. We know this because these topics are not found in the earliest Christian writings</w:t>
+        <w:t>These topics are discussed elsewhere in the New Testament. However, they were not part of the basic message that the first followers of Jesus shared. We know this because these topics are not found in the earliest Christian writings</w:t>
       </w:r>
     </w:p>
     <w:p>
@@ -9770,7 +9861,33 @@
         <w:rPr>
           <w:lang w:val="en_US" w:bidi="en_US"/>
         </w:rPr>
-        <w:t xml:space="preserve"> in the King James Version. A better translation would be "winter flow" or "winter course." This reflects the stream's seasonal nature, not a constant river.</w:t>
+        <w:t xml:space="preserve"> in the King James Version. A better translation would be </w:t>
+      </w:r>
+      <w:r>
+        <w:rPr>
+          <w:i/>
+          <w:lang w:val="en_US" w:bidi="en_US"/>
+        </w:rPr>
+        <w:t>winter flow</w:t>
+      </w:r>
+      <w:r>
+        <w:rPr>
+          <w:lang w:val="en_US" w:bidi="en_US"/>
+        </w:rPr>
+        <w:t xml:space="preserve"> or </w:t>
+      </w:r>
+      <w:r>
+        <w:rPr>
+          <w:i/>
+          <w:lang w:val="en_US" w:bidi="en_US"/>
+        </w:rPr>
+        <w:t>winter course</w:t>
+      </w:r>
+      <w:r>
+        <w:rPr>
+          <w:lang w:val="en_US" w:bidi="en_US"/>
+        </w:rPr>
+        <w:t>. This reflects the stream's seasonal nature, not a constant river.</w:t>
       </w:r>
     </w:p>
     <w:p>
@@ -9798,7 +9915,7 @@
         <w:rPr>
           <w:lang w:val="en_US" w:bidi="en_US"/>
         </w:rPr>
-        <w:t>Since the fourth century AD, the Kidron Valley has been called "the Valley of Jehoshaphat" (</w:t>
+        <w:t>Since the fourth century AD, the Kidron Valley has been called the Valley of Jehoshaphat (</w:t>
       </w:r>
       <w:hyperlink r:id="rId203">
         <w:r>
@@ -9983,7 +10100,7 @@
         <w:rPr>
           <w:lang w:val="en_US" w:bidi="en_US"/>
         </w:rPr>
-        <w:t>). The parallels between Jesus's and David's crossings are noteworthy. They relate to David's role in the biblical theme of kingship. Jeremiah prophesied that, in the end times, the Lord would make the Kidron Valley sacred (</w:t>
+        <w:t>). The similarities between the crossings of Jesus and the crossings of David are interesting, given his role in establishing the biblical symbolism of king and kingdom. Jeremiah prophesied that in the end times the Lord would make the Kidron Valley sacred (</w:t>
       </w:r>
       <w:hyperlink r:id="rId210">
         <w:r>

--- a/eng/docx/011.content.docx
+++ b/eng/docx/011.content.docx
@@ -19,7 +19,7 @@
         <w:rPr>
           <w:lang w:val="en_US" w:bidi="en_US"/>
         </w:rPr>
-        <w:t>Resource: Tyndale Open Bible Dictionary</w:t>
+        <w:t>Resource: Aquifer Open Bible Dictionary</w:t>
       </w:r>
       <w:r>
         <w:rPr>
@@ -112,7 +112,7 @@
         <w:rPr>
           <w:lang w:val="en_US" w:bidi="en_US"/>
         </w:rPr>
-        <w:t>Tyndale Open Bible Dictionary</w:t>
+        <w:t>Aquifer Open Bible Dictionary</w:t>
       </w:r>
     </w:p>
     <w:p>
@@ -925,7 +925,7 @@
         <w:rPr>
           <w:lang w:val="en_US" w:bidi="en_US"/>
         </w:rPr>
-        <w:t>A Semitic tribe whose land God promised to the descendants of Abraham (</w:t>
+        <w:t>The Kadmonites were a Semitic tribe whose land God promised to the descendants of Abraham (</w:t>
       </w:r>
       <w:hyperlink r:id="rId35">
         <w:r>
@@ -951,24 +951,19 @@
         </w:rPr>
         <w:t xml:space="preserve">ancient groups from the Middle East and North Africa, known for their shared languages (such as Hebrew, Aramaic, or Arabic) and cultural traditions. </w:t>
       </w:r>
-      <w:r>
-        <w:rPr>
-          <w:lang w:val="en_US" w:bidi="en_US"/>
-        </w:rPr>
-        <w:t xml:space="preserve">The name </w:t>
-      </w:r>
-      <w:r>
-        <w:rPr>
-          <w:i/>
-          <w:lang w:val="en_US" w:bidi="en_US"/>
-        </w:rPr>
-        <w:t>Kadmonites</w:t>
-      </w:r>
-      <w:r>
-        <w:rPr>
-          <w:lang w:val="en_US" w:bidi="en_US"/>
-        </w:rPr>
-        <w:t xml:space="preserve"> means "eastern" in Hebrew. This may be why the Bible sometimes talks about the "people of the east" (for example, in </w:t>
+    </w:p>
+    <w:p>
+      <w:pPr/>
+      <w:r>
+        <w:rPr>
+          <w:lang w:val="en_US" w:bidi="en_US"/>
+        </w:rPr>
+      </w:r>
+      <w:r>
+        <w:rPr>
+          <w:lang w:val="en_US" w:bidi="en_US"/>
+        </w:rPr>
+        <w:t xml:space="preserve">The tribe’s name is the same as the Hebrew word for “eastern.” This may mean that some references to the peoples or lands of the east refer to this tribe (for example, in </w:t>
       </w:r>
       <w:hyperlink r:id="rId36">
         <w:r>
@@ -5509,7 +5504,21 @@
         <w:rPr>
           <w:lang w:val="en_US" w:bidi="en_US"/>
         </w:rPr>
-        <w:t xml:space="preserve">). This was likely because they had developed a more friendly relationship with Israel by that time. Israel continued to give special treatment to the Kenites, as seen in </w:t>
+        <w:t xml:space="preserve">). This was likely because they had developed a more friendly relationship with Israel by that time. </w:t>
+      </w:r>
+    </w:p>
+    <w:p>
+      <w:pPr/>
+      <w:r>
+        <w:rPr>
+          <w:lang w:val="en_US" w:bidi="en_US"/>
+        </w:rPr>
+      </w:r>
+      <w:r>
+        <w:rPr>
+          <w:lang w:val="en_US" w:bidi="en_US"/>
+        </w:rPr>
+        <w:t xml:space="preserve">Israel continued to give special treatment to the Kenites, as seen in </w:t>
       </w:r>
       <w:hyperlink r:id="rId44">
         <w:r>
@@ -5614,247 +5623,830 @@
         <w:rPr>
           <w:lang w:val="en_US" w:bidi="en_US"/>
         </w:rPr>
-        <w:t xml:space="preserve">The name </w:t>
+        <w:t>The name Kenite is closely related to the word for smith (a metalworker who works with copper) in both Arabic and Aramaic. This suggests that this tribe might have been a group of traveling metalworkers who offered their skills wherever they were needed. Nomadic tribes of metalworkers were known to move throughout the ancient Near East from the early 2nd millennium BC. Images of such workers can be found in the Beni-Hasan tomb in Egypt, which dates to the 19th century BC. Even in modern times, at least one Arab tribe of traveling smiths has followed trade routes looking for work.</w:t>
+      </w:r>
+    </w:p>
+    <w:p>
+      <w:pPr>
+        <w:pStyle w:val="Heading3"/>
+      </w:pPr>
+      <w:r>
+        <w:rPr>
+          <w:lang w:val="en_US" w:bidi="en_US"/>
+        </w:rPr>
+        <w:t>The Kenites' Influence on Israelite Culture</w:t>
+      </w:r>
+    </w:p>
+    <w:p>
+      <w:pPr/>
+      <w:r>
+        <w:rPr>
+          <w:lang w:val="en_US" w:bidi="en_US"/>
+        </w:rPr>
+      </w:r>
+      <w:r>
+        <w:rPr>
+          <w:lang w:val="en_US" w:bidi="en_US"/>
+        </w:rPr>
+        <w:t>Based on what the Bible tells us about the Kenites, an important question is what influence this widespread tribe had on the life and culture of the Israelites. Some have suggested that Moses learned about making the bronze serpent from his Kenite/Midianite father-in-law, Jethro (</w:t>
+      </w:r>
+      <w:hyperlink r:id="rId132">
+        <w:r>
+          <w:rPr>
+            <w:lang w:val="en_US" w:bidi="en_US"/>
+          </w:rPr>
+          <w:rPr>
+            <w:color w:val="0000EE"/>
+            <w:u w:val="single"/>
+          </w:rPr>
+          <w:t>Numbers 21:4–9</w:t>
+        </w:r>
+      </w:hyperlink>
+      <w:r>
+        <w:rPr>
+          <w:lang w:val="en_US" w:bidi="en_US"/>
+        </w:rPr>
+        <w:t xml:space="preserve">). But this is unlikely. However, if the Kenites were experts in metalworking, they may have taught this skill to God's people to help them establish themselves as a nation. </w:t>
+      </w:r>
+    </w:p>
+    <w:p>
+      <w:pPr/>
+      <w:r>
+        <w:rPr>
+          <w:lang w:val="en_US" w:bidi="en_US"/>
+        </w:rPr>
+      </w:r>
+      <w:r>
+        <w:rPr>
+          <w:lang w:val="en_US" w:bidi="en_US"/>
+        </w:rPr>
+        <w:t>More significant is the suggestion that Jethro (also called Reuel), the priest of Midian, influenced what Moses believed about one God—that is, the worship of Yahweh alone. This idea can be challenged on both biblical and historical grounds.</w:t>
+      </w:r>
+    </w:p>
+    <w:p>
+      <w:pPr/>
+      <w:r>
+        <w:rPr>
+          <w:lang w:val="en_US" w:bidi="en_US"/>
+        </w:rPr>
+      </w:r>
+      <w:r>
+        <w:rPr>
+          <w:lang w:val="en_US" w:bidi="en_US"/>
+        </w:rPr>
+        <w:t xml:space="preserve">The Bible specifically states that Yahweh was the personal God known to godly people from the earliest generations in </w:t>
+      </w:r>
+      <w:hyperlink r:id="rId133">
+        <w:r>
+          <w:rPr>
+            <w:lang w:val="en_US" w:bidi="en_US"/>
+          </w:rPr>
+          <w:rPr>
+            <w:color w:val="0000EE"/>
+            <w:u w:val="single"/>
+          </w:rPr>
+          <w:t>Genesis 4:26</w:t>
+        </w:r>
+      </w:hyperlink>
+      <w:r>
+        <w:rPr>
+          <w:lang w:val="en_US" w:bidi="en_US"/>
+        </w:rPr>
+        <w:t>: "</w:t>
+      </w:r>
+      <w:r>
+        <w:rPr>
+          <w:lang w:val="en_US" w:bidi="en_US"/>
+        </w:rPr>
+        <w:t>And to Seth also a son was born, and he called him Enosh. At that time, men began to call upon the name of the LORD</w:t>
+      </w:r>
+      <w:r>
+        <w:rPr>
+          <w:lang w:val="en_US" w:bidi="en_US"/>
+        </w:rPr>
+        <w:t>." Equally important is the fact that the mother of Moses (or ancestor, as some would suggest) had the name Jochebed, which means "Yahweh is glory." Clearly, Moses did not first hear about Yahweh from his father-in-law during his exile in the wilderness of Midian.</w:t>
+      </w:r>
+    </w:p>
+    <w:p>
+      <w:pPr/>
+      <w:r>
+        <w:rPr>
+          <w:lang w:val="en_US" w:bidi="en_US"/>
+        </w:rPr>
+      </w:r>
+      <w:r>
+        <w:rPr>
+          <w:lang w:val="en_US" w:bidi="en_US"/>
+        </w:rPr>
+        <w:t>Historical evidence shows that no worship centers other than the movable tabernacle were located in Sinai or anywhere south of Beersheba. It was south of that city that God, who had earlier revealed himself to the patriarchs at various places in the north, told Moses that he was the same God of Abraham, Isaac, and Jacob (</w:t>
+      </w:r>
+      <w:hyperlink r:id="rId134">
+        <w:r>
+          <w:rPr>
+            <w:lang w:val="en_US" w:bidi="en_US"/>
+          </w:rPr>
+          <w:rPr>
+            <w:color w:val="0000EE"/>
+            <w:u w:val="single"/>
+          </w:rPr>
+          <w:t>Exodus 3:6</w:t>
+        </w:r>
+      </w:hyperlink>
+      <w:r>
+        <w:rPr>
+          <w:lang w:val="en_US" w:bidi="en_US"/>
+        </w:rPr>
+        <w:t>). The Israelites never returned to Sinai to worship, even though God had first revealed himself to them there.</w:t>
+      </w:r>
+    </w:p>
+    <w:p>
+      <w:pPr/>
+      <w:r>
+        <w:rPr>
+          <w:lang w:val="en_US" w:bidi="en_US"/>
+        </w:rPr>
+      </w:r>
+      <w:r>
+        <w:rPr>
+          <w:lang w:val="en_US" w:bidi="en_US"/>
+        </w:rPr>
+        <w:t>Jethro clearly learned about Yahweh through Moses, not the other way around. Those Kenites who became part of God's people did so by being adopted into the covenant relationship with the God of Jacob through Israel's witness.</w:t>
+      </w:r>
+    </w:p>
+    <w:p>
+      <w:pPr>
+        <w:pStyle w:val="Heading3"/>
+      </w:pPr>
+      <w:r>
+        <w:rPr>
+          <w:lang w:val="en_US" w:bidi="en_US"/>
+        </w:rPr>
+        <w:t>The Kenites and the Tribe of Judah</w:t>
+      </w:r>
+    </w:p>
+    <w:p>
+      <w:pPr/>
+      <w:r>
+        <w:rPr>
+          <w:lang w:val="en_US" w:bidi="en_US"/>
+        </w:rPr>
+      </w:r>
+      <w:r>
+        <w:rPr>
+          <w:lang w:val="en_US" w:bidi="en_US"/>
+        </w:rPr>
+        <w:t xml:space="preserve">Interestingly, </w:t>
+      </w:r>
+      <w:hyperlink r:id="rId135">
+        <w:r>
+          <w:rPr>
+            <w:lang w:val="en_US" w:bidi="en_US"/>
+          </w:rPr>
+          <w:rPr>
+            <w:color w:val="0000EE"/>
+            <w:u w:val="single"/>
+          </w:rPr>
+          <w:t>1 Chronicles 2:55</w:t>
+        </w:r>
+      </w:hyperlink>
+      <w:r>
+        <w:rPr>
+          <w:lang w:val="en_US" w:bidi="en_US"/>
+        </w:rPr>
+        <w:t xml:space="preserve"> includes a Kenite named Hammath in the family list of the tribe of Judah. Hammath was the ancestor of the Rechabites. This shows that the Kenites were eventually added to the tribe of Judah. David also connects the Kenites with other groups living in southern Judah (</w:t>
+      </w:r>
+      <w:hyperlink r:id="rId136">
+        <w:r>
+          <w:rPr>
+            <w:lang w:val="en_US" w:bidi="en_US"/>
+          </w:rPr>
+          <w:rPr>
+            <w:color w:val="0000EE"/>
+            <w:u w:val="single"/>
+          </w:rPr>
+          <w:t>1 Samuel 27:10</w:t>
+        </w:r>
+      </w:hyperlink>
+      <w:r>
+        <w:rPr>
+          <w:lang w:val="en_US" w:bidi="en_US"/>
+        </w:rPr>
+        <w:t xml:space="preserve">). </w:t>
+      </w:r>
+      <w:hyperlink r:id="rId137">
+        <w:r>
+          <w:rPr>
+            <w:lang w:val="en_US" w:bidi="en_US"/>
+          </w:rPr>
+          <w:rPr>
+            <w:color w:val="0000EE"/>
+            <w:u w:val="single"/>
+          </w:rPr>
+          <w:t>Jeremiah 35</w:t>
+        </w:r>
+      </w:hyperlink>
+      <w:r>
+        <w:rPr>
+          <w:lang w:val="en_US" w:bidi="en_US"/>
+        </w:rPr>
+        <w:t xml:space="preserve"> states that the Rechabites had a simple nomadic lifestyle until the time of the Babylonian captivity. This also fits with what is known about the nature of the Kenites.</w:t>
+      </w:r>
+      <w:r>
+        <w:rPr>
+          <w:lang w:val="en_US" w:bidi="en_US"/>
+        </w:rPr>
+      </w:r>
+      <w:r>
+        <w:rPr>
+          <w:lang w:val="en_US" w:bidi="en_US"/>
+        </w:rPr>
+      </w:r>
+    </w:p>
+    <w:p>
+      <w:pPr/>
+      <w:r>
+        <w:rPr>
+          <w:lang w:val="en_US" w:bidi="en_US"/>
+        </w:rPr>
+      </w:r>
+    </w:p>
+    <w:p>
+      <w:pPr>
+        <w:pStyle w:val="Heading2"/>
+      </w:pPr>
+      <w:r>
+        <w:rPr>
+          <w:lang w:val="en_US" w:bidi="en_US"/>
+        </w:rPr>
+        <w:t>Kenizzites</w:t>
+      </w:r>
+      <w:r>
+        <w:rPr>
+          <w:lang w:val="en_US" w:bidi="en_US"/>
+        </w:rPr>
+      </w:r>
+    </w:p>
+    <w:p>
+      <w:pPr/>
+      <w:r>
+        <w:rPr>
+          <w:lang w:val="en_US" w:bidi="en_US"/>
+        </w:rPr>
+      </w:r>
+      <w:r>
+        <w:rPr>
+          <w:lang w:val="en_US" w:bidi="en_US"/>
+        </w:rPr>
+        <w:t>A people related to Kenaz, grandson of Esau (</w:t>
+      </w:r>
+      <w:hyperlink r:id="rId138">
+        <w:r>
+          <w:rPr>
+            <w:lang w:val="en_US" w:bidi="en_US"/>
+          </w:rPr>
+          <w:rPr>
+            <w:color w:val="0000EE"/>
+            <w:u w:val="single"/>
+          </w:rPr>
+          <w:t>Gn 36:11, 15</w:t>
+        </w:r>
+      </w:hyperlink>
+      <w:r>
+        <w:rPr>
+          <w:lang w:val="en_US" w:bidi="en_US"/>
+        </w:rPr>
+        <w:t>). The Kenizzites were of Edomite stock and resided to the southeast of Judah in the vicinity of the Kenites. They are thought to belong to the pre-Israelite population of Canaan (</w:t>
+      </w:r>
+      <w:hyperlink r:id="rId35">
+        <w:r>
+          <w:rPr>
+            <w:lang w:val="en_US" w:bidi="en_US"/>
+          </w:rPr>
+          <w:rPr>
+            <w:color w:val="0000EE"/>
+            <w:u w:val="single"/>
+          </w:rPr>
+          <w:t>Gn 15:19</w:t>
+        </w:r>
+      </w:hyperlink>
+      <w:r>
+        <w:rPr>
+          <w:lang w:val="en_US" w:bidi="en_US"/>
+        </w:rPr>
+        <w:t xml:space="preserve">). Their territory was to be given to the Israelites along with that of the Kenites, the Amorites, and the Canaanites (vv </w:t>
+      </w:r>
+      <w:hyperlink r:id="rId139">
+        <w:r>
+          <w:rPr>
+            <w:lang w:val="en_US" w:bidi="en_US"/>
+          </w:rPr>
+          <w:rPr>
+            <w:color w:val="0000EE"/>
+            <w:u w:val="single"/>
+          </w:rPr>
+          <w:t>19–21</w:t>
+        </w:r>
+      </w:hyperlink>
+      <w:r>
+        <w:rPr>
+          <w:lang w:val="en_US" w:bidi="en_US"/>
+        </w:rPr>
+        <w:t>).</w:t>
+      </w:r>
+    </w:p>
+    <w:p>
+      <w:pPr/>
+      <w:r>
+        <w:rPr>
+          <w:lang w:val="en_US" w:bidi="en_US"/>
+        </w:rPr>
+      </w:r>
+      <w:r>
+        <w:rPr>
+          <w:lang w:val="en_US" w:bidi="en_US"/>
+        </w:rPr>
+        <w:t>In Numbers and Joshua, Caleb, the faithful spy, is reckoned to belong to the Kenizzites (</w:t>
+      </w:r>
+      <w:hyperlink r:id="rId128">
+        <w:r>
+          <w:rPr>
+            <w:lang w:val="en_US" w:bidi="en_US"/>
+          </w:rPr>
+          <w:rPr>
+            <w:color w:val="0000EE"/>
+            <w:u w:val="single"/>
+          </w:rPr>
+          <w:t>Nm 32:12</w:t>
+        </w:r>
+      </w:hyperlink>
+      <w:r>
+        <w:rPr>
+          <w:lang w:val="en_US" w:bidi="en_US"/>
+        </w:rPr>
+        <w:t xml:space="preserve">; </w:t>
+      </w:r>
+      <w:hyperlink r:id="rId129">
+        <w:r>
+          <w:rPr>
+            <w:lang w:val="en_US" w:bidi="en_US"/>
+          </w:rPr>
+          <w:rPr>
+            <w:color w:val="0000EE"/>
+            <w:u w:val="single"/>
+          </w:rPr>
+          <w:t>Jos 14:6, 14</w:t>
+        </w:r>
+      </w:hyperlink>
+      <w:r>
+        <w:rPr>
+          <w:lang w:val="en_US" w:bidi="en_US"/>
+        </w:rPr>
+        <w:t xml:space="preserve">). According to </w:t>
+      </w:r>
+      <w:hyperlink r:id="rId127">
+        <w:r>
+          <w:rPr>
+            <w:lang w:val="en_US" w:bidi="en_US"/>
+          </w:rPr>
+          <w:rPr>
+            <w:color w:val="0000EE"/>
+            <w:u w:val="single"/>
+          </w:rPr>
+          <w:t>1 Chronicles 4:15</w:t>
+        </w:r>
+      </w:hyperlink>
+      <w:r>
+        <w:rPr>
+          <w:lang w:val="en_US" w:bidi="en_US"/>
+        </w:rPr>
+        <w:t>, Caleb’s genealogy is traced back to Judah (</w:t>
+      </w:r>
+      <w:hyperlink r:id="rId140">
+        <w:r>
+          <w:rPr>
+            <w:lang w:val="en_US" w:bidi="en_US"/>
+          </w:rPr>
+          <w:rPr>
+            <w:color w:val="0000EE"/>
+            <w:u w:val="single"/>
+          </w:rPr>
+          <w:t>1 Chr 4:1</w:t>
+        </w:r>
+      </w:hyperlink>
+      <w:r>
+        <w:rPr>
+          <w:lang w:val="en_US" w:bidi="en_US"/>
+        </w:rPr>
+        <w:t>). The relationship of Caleb to the Kenizzites is far from clear. Caleb established his patrimony at Kiriath-sepher (</w:t>
+      </w:r>
+      <w:hyperlink r:id="rId141">
+        <w:r>
+          <w:rPr>
+            <w:lang w:val="en_US" w:bidi="en_US"/>
+          </w:rPr>
+          <w:rPr>
+            <w:color w:val="0000EE"/>
+            <w:u w:val="single"/>
+          </w:rPr>
+          <w:t>Jgs 1:11–13</w:t>
+        </w:r>
+      </w:hyperlink>
+      <w:r>
+        <w:rPr>
+          <w:lang w:val="en_US" w:bidi="en_US"/>
+        </w:rPr>
+        <w:t>), which is in Judah but which is also situated close to the territory of the Kenizzites. Critical opinion views the Kenizzites as non-Israelites who occupied Hebron, Debir, and the southernmost hill country of the Negev and became politically incorporated into Judah.</w:t>
+      </w:r>
+      <w:r>
+        <w:rPr>
+          <w:lang w:val="en_US" w:bidi="en_US"/>
+        </w:rPr>
+      </w:r>
+      <w:r>
+        <w:rPr>
+          <w:lang w:val="en_US" w:bidi="en_US"/>
+        </w:rPr>
+      </w:r>
+    </w:p>
+    <w:p>
+      <w:pPr/>
+      <w:r>
+        <w:rPr>
+          <w:lang w:val="en_US" w:bidi="en_US"/>
+        </w:rPr>
+      </w:r>
+    </w:p>
+    <w:p>
+      <w:pPr>
+        <w:pStyle w:val="Heading2"/>
+      </w:pPr>
+      <w:r>
+        <w:rPr>
+          <w:lang w:val="en_US" w:bidi="en_US"/>
+        </w:rPr>
+        <w:t>Kephar-Ammoni</w:t>
+      </w:r>
+      <w:r>
+        <w:rPr>
+          <w:lang w:val="en_US" w:bidi="en_US"/>
+        </w:rPr>
+      </w:r>
+    </w:p>
+    <w:p>
+      <w:pPr/>
+      <w:r>
+        <w:rPr>
+          <w:lang w:val="en_US" w:bidi="en_US"/>
+        </w:rPr>
+      </w:r>
+      <w:r>
+        <w:rPr>
+          <w:lang w:val="en_US" w:bidi="en_US"/>
+        </w:rPr>
+        <w:t>City allotted to Benjamin’s tribe for an inheritance after the initial conquest of Canaan by Joshua (</w:t>
+      </w:r>
+      <w:hyperlink r:id="rId142">
+        <w:r>
+          <w:rPr>
+            <w:lang w:val="en_US" w:bidi="en_US"/>
+          </w:rPr>
+          <w:rPr>
+            <w:color w:val="0000EE"/>
+            <w:u w:val="single"/>
+          </w:rPr>
+          <w:t>Jos 18:24</w:t>
+        </w:r>
+      </w:hyperlink>
+      <w:r>
+        <w:rPr>
+          <w:lang w:val="en_US" w:bidi="en_US"/>
+        </w:rPr>
+        <w:t>).</w:t>
+      </w:r>
+      <w:r>
+        <w:rPr>
+          <w:lang w:val="en_US" w:bidi="en_US"/>
+        </w:rPr>
+      </w:r>
+      <w:r>
+        <w:rPr>
+          <w:lang w:val="en_US" w:bidi="en_US"/>
+        </w:rPr>
+      </w:r>
+    </w:p>
+    <w:p>
+      <w:pPr/>
+      <w:r>
+        <w:rPr>
+          <w:lang w:val="en_US" w:bidi="en_US"/>
+        </w:rPr>
+      </w:r>
+    </w:p>
+    <w:p>
+      <w:pPr>
+        <w:pStyle w:val="Heading2"/>
+      </w:pPr>
+      <w:r>
+        <w:rPr>
+          <w:lang w:val="en_US" w:bidi="en_US"/>
+        </w:rPr>
+        <w:t>Kephirah</w:t>
+      </w:r>
+      <w:r>
+        <w:rPr>
+          <w:lang w:val="en_US" w:bidi="en_US"/>
+        </w:rPr>
+      </w:r>
+    </w:p>
+    <w:p>
+      <w:pPr/>
+      <w:r>
+        <w:rPr>
+          <w:lang w:val="en_US" w:bidi="en_US"/>
+        </w:rPr>
+      </w:r>
+      <w:r>
+        <w:rPr>
+          <w:lang w:val="en_US" w:bidi="en_US"/>
+        </w:rPr>
+        <w:t>Another spelling for Chephirah, an ancient city that was home to the Hivite people (</w:t>
+      </w:r>
+      <w:hyperlink r:id="rId143">
+        <w:r>
+          <w:rPr>
+            <w:lang w:val="en_US" w:bidi="en_US"/>
+          </w:rPr>
+          <w:rPr>
+            <w:color w:val="0000EE"/>
+            <w:u w:val="single"/>
+          </w:rPr>
+          <w:t>Joshua 9:17</w:t>
+        </w:r>
+      </w:hyperlink>
+      <w:r>
+        <w:rPr>
+          <w:lang w:val="en_US" w:bidi="en_US"/>
+        </w:rPr>
+        <w:t xml:space="preserve">). </w:t>
       </w:r>
       <w:r>
         <w:rPr>
           <w:i/>
           <w:lang w:val="en_US" w:bidi="en_US"/>
         </w:rPr>
-        <w:t>Kenite</w:t>
-      </w:r>
-      <w:r>
-        <w:rPr>
-          <w:lang w:val="en_US" w:bidi="en_US"/>
-        </w:rPr>
-        <w:t xml:space="preserve"> is closely related to the word for </w:t>
+        <w:t>See</w:t>
+      </w:r>
+      <w:r>
+        <w:rPr>
+          <w:lang w:val="en_US" w:bidi="en_US"/>
+        </w:rPr>
+        <w:t xml:space="preserve"> </w:t>
+      </w:r>
+      <w:r>
+        <w:rPr>
+          <w:lang w:val="en_US" w:bidi="en_US"/>
+        </w:rPr>
+        <w:t>Chephirah</w:t>
+      </w:r>
+      <w:r>
+        <w:rPr>
+          <w:lang w:val="en_US" w:bidi="en_US"/>
+        </w:rPr>
+        <w:t>.</w:t>
+      </w:r>
+      <w:r>
+        <w:rPr>
+          <w:lang w:val="en_US" w:bidi="en_US"/>
+        </w:rPr>
+      </w:r>
+      <w:r>
+        <w:rPr>
+          <w:lang w:val="en_US" w:bidi="en_US"/>
+        </w:rPr>
+      </w:r>
+    </w:p>
+    <w:p>
+      <w:pPr/>
+      <w:r>
+        <w:rPr>
+          <w:lang w:val="en_US" w:bidi="en_US"/>
+        </w:rPr>
+      </w:r>
+    </w:p>
+    <w:p>
+      <w:pPr>
+        <w:pStyle w:val="Heading2"/>
+      </w:pPr>
+      <w:r>
+        <w:rPr>
+          <w:lang w:val="en_US" w:bidi="en_US"/>
+        </w:rPr>
+        <w:t>Keran</w:t>
+      </w:r>
+      <w:r>
+        <w:rPr>
+          <w:lang w:val="en_US" w:bidi="en_US"/>
+        </w:rPr>
+      </w:r>
+    </w:p>
+    <w:p>
+      <w:pPr/>
+      <w:r>
+        <w:rPr>
+          <w:lang w:val="en_US" w:bidi="en_US"/>
+        </w:rPr>
+      </w:r>
+      <w:r>
+        <w:rPr>
+          <w:lang w:val="en_US" w:bidi="en_US"/>
+        </w:rPr>
+        <w:t>Another spelling for Cheran, son of Dishon (</w:t>
+      </w:r>
+      <w:hyperlink r:id="rId144">
+        <w:r>
+          <w:rPr>
+            <w:lang w:val="en_US" w:bidi="en_US"/>
+          </w:rPr>
+          <w:rPr>
+            <w:color w:val="0000EE"/>
+            <w:u w:val="single"/>
+          </w:rPr>
+          <w:t>Genesis 36:26</w:t>
+        </w:r>
+      </w:hyperlink>
+      <w:r>
+        <w:rPr>
+          <w:lang w:val="en_US" w:bidi="en_US"/>
+        </w:rPr>
+        <w:t xml:space="preserve">; </w:t>
+      </w:r>
+      <w:hyperlink r:id="rId145">
+        <w:r>
+          <w:rPr>
+            <w:lang w:val="en_US" w:bidi="en_US"/>
+          </w:rPr>
+          <w:rPr>
+            <w:color w:val="0000EE"/>
+            <w:u w:val="single"/>
+          </w:rPr>
+          <w:t>1 Chronicles 1:41</w:t>
+        </w:r>
+      </w:hyperlink>
+      <w:r>
+        <w:rPr>
+          <w:lang w:val="en_US" w:bidi="en_US"/>
+        </w:rPr>
+        <w:t xml:space="preserve">). </w:t>
       </w:r>
       <w:r>
         <w:rPr>
           <w:i/>
           <w:lang w:val="en_US" w:bidi="en_US"/>
         </w:rPr>
-        <w:t>smith</w:t>
-      </w:r>
-      <w:r>
-        <w:rPr>
-          <w:lang w:val="en_US" w:bidi="en_US"/>
-        </w:rPr>
-        <w:t xml:space="preserve"> (a metalworker who works with copper) in both Arabic and Aramaic. This suggests that this tribe might have been a group of traveling metalworkers who offered their skills wherever they were needed. Nomadic tribes of metalworkers were known to move throughout the ancient Near East from the early 2nd millennium BC. Images of such workers can be found in the Beni-Hasan tomb in Egypt, which dates to the 19th century BC. Even in modern times, at least one Arab tribe of traveling smiths has followed trade routes looking for work.</w:t>
-      </w:r>
-    </w:p>
-    <w:p>
-      <w:pPr>
-        <w:pStyle w:val="Heading3"/>
-      </w:pPr>
-      <w:r>
-        <w:rPr>
-          <w:lang w:val="en_US" w:bidi="en_US"/>
-        </w:rPr>
-        <w:t>The Kenites' Influence on Israelite Culture</w:t>
-      </w:r>
-    </w:p>
-    <w:p>
-      <w:pPr/>
-      <w:r>
-        <w:rPr>
-          <w:lang w:val="en_US" w:bidi="en_US"/>
-        </w:rPr>
-      </w:r>
-      <w:r>
-        <w:rPr>
-          <w:lang w:val="en_US" w:bidi="en_US"/>
-        </w:rPr>
-        <w:t>Based on what the Bible tells us about the Kenites, an important question is what influence this widespread tribe had on the life and culture of the Israelites. Some have suggested that Moses learned about making the bronze serpent from his Kenite/Midianite father-in-law, Jethro (</w:t>
-      </w:r>
-      <w:hyperlink r:id="rId132">
-        <w:r>
-          <w:rPr>
-            <w:lang w:val="en_US" w:bidi="en_US"/>
-          </w:rPr>
-          <w:rPr>
-            <w:color w:val="0000EE"/>
-            <w:u w:val="single"/>
-          </w:rPr>
-          <w:t>Numbers 21:4–9</w:t>
-        </w:r>
-      </w:hyperlink>
-      <w:r>
-        <w:rPr>
-          <w:lang w:val="en_US" w:bidi="en_US"/>
-        </w:rPr>
-        <w:t xml:space="preserve">). But this is unlikely. However, if the Kenites were experts in metalworking, they may have taught this skill to God's people to help them establish themselves as a nation. </w:t>
-      </w:r>
-    </w:p>
-    <w:p>
-      <w:pPr/>
-      <w:r>
-        <w:rPr>
-          <w:lang w:val="en_US" w:bidi="en_US"/>
-        </w:rPr>
-      </w:r>
-      <w:r>
-        <w:rPr>
-          <w:lang w:val="en_US" w:bidi="en_US"/>
-        </w:rPr>
-        <w:t>More significant is the suggestion that Jethro (also called Reuel), the priest of Midian, influenced what Moses believed about one God—that is, the worship of Yahweh alone. This idea can be challenged on both biblical and historical grounds.</w:t>
-      </w:r>
-    </w:p>
-    <w:p>
-      <w:pPr/>
-      <w:r>
-        <w:rPr>
-          <w:lang w:val="en_US" w:bidi="en_US"/>
-        </w:rPr>
-      </w:r>
-      <w:r>
-        <w:rPr>
-          <w:lang w:val="en_US" w:bidi="en_US"/>
-        </w:rPr>
-        <w:t xml:space="preserve">The Bible specifically states that Yahweh was the personal God known to godly people from the earliest generations in </w:t>
-      </w:r>
-      <w:hyperlink r:id="rId133">
-        <w:r>
-          <w:rPr>
-            <w:lang w:val="en_US" w:bidi="en_US"/>
-          </w:rPr>
-          <w:rPr>
-            <w:color w:val="0000EE"/>
-            <w:u w:val="single"/>
-          </w:rPr>
-          <w:t>Genesis 4:26</w:t>
-        </w:r>
-      </w:hyperlink>
-      <w:r>
-        <w:rPr>
-          <w:lang w:val="en_US" w:bidi="en_US"/>
-        </w:rPr>
-        <w:t>: "</w:t>
-      </w:r>
-      <w:r>
-        <w:rPr>
-          <w:lang w:val="en_US" w:bidi="en_US"/>
-        </w:rPr>
-        <w:t>And to Seth also a son was born, and he called him Enosh. At that time, men began to call upon the name of the LORD</w:t>
-      </w:r>
-      <w:r>
-        <w:rPr>
-          <w:lang w:val="en_US" w:bidi="en_US"/>
-        </w:rPr>
-        <w:t xml:space="preserve">." Equally important is the fact that the mother of Moses (or ancestor, as some would suggest) had the name </w:t>
-      </w:r>
-      <w:r>
-        <w:rPr>
-          <w:i/>
-          <w:lang w:val="en_US" w:bidi="en_US"/>
-        </w:rPr>
-        <w:t>Jochebed</w:t>
-      </w:r>
-      <w:r>
-        <w:rPr>
-          <w:lang w:val="en_US" w:bidi="en_US"/>
-        </w:rPr>
-        <w:t>, which means "Yahweh is glory." Clearly, Moses did not first hear about Yahweh from his father-in-law during his exile in the wilderness of Midian.</w:t>
-      </w:r>
-    </w:p>
-    <w:p>
-      <w:pPr/>
-      <w:r>
-        <w:rPr>
-          <w:lang w:val="en_US" w:bidi="en_US"/>
-        </w:rPr>
-      </w:r>
-      <w:r>
-        <w:rPr>
-          <w:lang w:val="en_US" w:bidi="en_US"/>
-        </w:rPr>
-        <w:t>Historical evidence shows that no worship centers other than the movable tabernacle were located in Sinai or anywhere south of Beersheba. It was south of that city that God, who had earlier revealed himself to the patriarchs at various places in the north, told Moses that he was the same God of Abraham, Isaac, and Jacob (</w:t>
-      </w:r>
-      <w:hyperlink r:id="rId134">
-        <w:r>
-          <w:rPr>
-            <w:lang w:val="en_US" w:bidi="en_US"/>
-          </w:rPr>
-          <w:rPr>
-            <w:color w:val="0000EE"/>
-            <w:u w:val="single"/>
-          </w:rPr>
-          <w:t>Exodus 3:6</w:t>
-        </w:r>
-      </w:hyperlink>
-      <w:r>
-        <w:rPr>
-          <w:lang w:val="en_US" w:bidi="en_US"/>
-        </w:rPr>
-        <w:t>). The Israelites never returned to Sinai to worship, even though God had first revealed himself to them there.</w:t>
-      </w:r>
-    </w:p>
-    <w:p>
-      <w:pPr/>
-      <w:r>
-        <w:rPr>
-          <w:lang w:val="en_US" w:bidi="en_US"/>
-        </w:rPr>
-      </w:r>
-      <w:r>
-        <w:rPr>
-          <w:lang w:val="en_US" w:bidi="en_US"/>
-        </w:rPr>
-        <w:t>Jethro clearly learned about Yahweh through Moses, not the other way around. Those Kenites who became part of God's people did so by being adopted into the covenant relationship with the God of Jacob through Israel's witness.</w:t>
-      </w:r>
-    </w:p>
-    <w:p>
-      <w:pPr>
-        <w:pStyle w:val="Heading3"/>
-      </w:pPr>
-      <w:r>
-        <w:rPr>
-          <w:lang w:val="en_US" w:bidi="en_US"/>
-        </w:rPr>
-        <w:t>The Kenites and the Tribe of Judah</w:t>
-      </w:r>
-    </w:p>
-    <w:p>
-      <w:pPr/>
-      <w:r>
-        <w:rPr>
-          <w:lang w:val="en_US" w:bidi="en_US"/>
-        </w:rPr>
-      </w:r>
-      <w:r>
-        <w:rPr>
-          <w:lang w:val="en_US" w:bidi="en_US"/>
-        </w:rPr>
-        <w:t xml:space="preserve">Interestingly, </w:t>
-      </w:r>
-      <w:hyperlink r:id="rId135">
-        <w:r>
-          <w:rPr>
-            <w:lang w:val="en_US" w:bidi="en_US"/>
-          </w:rPr>
-          <w:rPr>
-            <w:color w:val="0000EE"/>
-            <w:u w:val="single"/>
-          </w:rPr>
-          <w:t>1 Chronicles 2:55</w:t>
-        </w:r>
-      </w:hyperlink>
-      <w:r>
-        <w:rPr>
-          <w:lang w:val="en_US" w:bidi="en_US"/>
-        </w:rPr>
-        <w:t xml:space="preserve"> includes a Kenite named Hammath in the family list of the tribe of Judah. Hammath was the ancestor of the Rechabites. This shows that the Kenites were eventually added to the tribe of Judah. David also connects the Kenites with other groups living in southern Judah (</w:t>
-      </w:r>
-      <w:hyperlink r:id="rId136">
-        <w:r>
-          <w:rPr>
-            <w:lang w:val="en_US" w:bidi="en_US"/>
-          </w:rPr>
-          <w:rPr>
-            <w:color w:val="0000EE"/>
-            <w:u w:val="single"/>
-          </w:rPr>
-          <w:t>1 Samuel 27:10</w:t>
+        <w:t>See</w:t>
+      </w:r>
+      <w:r>
+        <w:rPr>
+          <w:lang w:val="en_US" w:bidi="en_US"/>
+        </w:rPr>
+        <w:t xml:space="preserve"> </w:t>
+      </w:r>
+      <w:r>
+        <w:rPr>
+          <w:lang w:val="en_US" w:bidi="en_US"/>
+        </w:rPr>
+        <w:t>Cheran</w:t>
+      </w:r>
+      <w:r>
+        <w:rPr>
+          <w:lang w:val="en_US" w:bidi="en_US"/>
+        </w:rPr>
+        <w:t>.</w:t>
+      </w:r>
+      <w:r>
+        <w:rPr>
+          <w:lang w:val="en_US" w:bidi="en_US"/>
+        </w:rPr>
+      </w:r>
+      <w:r>
+        <w:rPr>
+          <w:lang w:val="en_US" w:bidi="en_US"/>
+        </w:rPr>
+      </w:r>
+    </w:p>
+    <w:p>
+      <w:pPr/>
+      <w:r>
+        <w:rPr>
+          <w:lang w:val="en_US" w:bidi="en_US"/>
+        </w:rPr>
+      </w:r>
+    </w:p>
+    <w:p>
+      <w:pPr>
+        <w:pStyle w:val="Heading2"/>
+      </w:pPr>
+      <w:r>
+        <w:rPr>
+          <w:lang w:val="en_US" w:bidi="en_US"/>
+        </w:rPr>
+        <w:t>Keren-Happuch</w:t>
+      </w:r>
+      <w:r>
+        <w:rPr>
+          <w:lang w:val="en_US" w:bidi="en_US"/>
+        </w:rPr>
+      </w:r>
+    </w:p>
+    <w:p>
+      <w:pPr/>
+      <w:r>
+        <w:rPr>
+          <w:lang w:val="en_US" w:bidi="en_US"/>
+        </w:rPr>
+      </w:r>
+      <w:r>
+        <w:rPr>
+          <w:lang w:val="en_US" w:bidi="en_US"/>
+        </w:rPr>
+        <w:t>Job’s third daughter and the sister of Jemimah and Keziah. She was listed as a member of Job’s family at the time of his restoration (</w:t>
+      </w:r>
+      <w:hyperlink r:id="rId146">
+        <w:r>
+          <w:rPr>
+            <w:lang w:val="en_US" w:bidi="en_US"/>
+          </w:rPr>
+          <w:rPr>
+            <w:color w:val="0000EE"/>
+            <w:u w:val="single"/>
+          </w:rPr>
+          <w:t>Jb 42:14</w:t>
+        </w:r>
+      </w:hyperlink>
+      <w:r>
+        <w:rPr>
+          <w:lang w:val="en_US" w:bidi="en_US"/>
+        </w:rPr>
+        <w:t>).</w:t>
+      </w:r>
+      <w:r>
+        <w:rPr>
+          <w:lang w:val="en_US" w:bidi="en_US"/>
+        </w:rPr>
+      </w:r>
+      <w:r>
+        <w:rPr>
+          <w:lang w:val="en_US" w:bidi="en_US"/>
+        </w:rPr>
+      </w:r>
+    </w:p>
+    <w:p>
+      <w:pPr/>
+      <w:r>
+        <w:rPr>
+          <w:lang w:val="en_US" w:bidi="en_US"/>
+        </w:rPr>
+      </w:r>
+    </w:p>
+    <w:p>
+      <w:pPr>
+        <w:pStyle w:val="Heading2"/>
+      </w:pPr>
+      <w:r>
+        <w:rPr>
+          <w:lang w:val="en_US" w:bidi="en_US"/>
+        </w:rPr>
+        <w:t>Kerethites</w:t>
+      </w:r>
+      <w:r>
+        <w:rPr>
+          <w:lang w:val="en_US" w:bidi="en_US"/>
+        </w:rPr>
+      </w:r>
+    </w:p>
+    <w:p>
+      <w:pPr/>
+      <w:r>
+        <w:rPr>
+          <w:lang w:val="en_US" w:bidi="en_US"/>
+        </w:rPr>
+      </w:r>
+      <w:r>
+        <w:rPr>
+          <w:lang w:val="en_US" w:bidi="en_US"/>
+        </w:rPr>
+        <w:t>The Kerethites were a group of people who lived in southern Judah, near Hebron (</w:t>
+      </w:r>
+      <w:hyperlink r:id="rId147">
+        <w:r>
+          <w:rPr>
+            <w:lang w:val="en_US" w:bidi="en_US"/>
+          </w:rPr>
+          <w:rPr>
+            <w:color w:val="0000EE"/>
+            <w:u w:val="single"/>
+          </w:rPr>
+          <w:t>1 Samuel 30:14</w:t>
         </w:r>
       </w:hyperlink>
       <w:r>
@@ -5863,150 +6455,112 @@
         </w:rPr>
         <w:t xml:space="preserve">). </w:t>
       </w:r>
-      <w:hyperlink r:id="rId137">
-        <w:r>
-          <w:rPr>
-            <w:lang w:val="en_US" w:bidi="en_US"/>
-          </w:rPr>
-          <w:rPr>
-            <w:color w:val="0000EE"/>
-            <w:u w:val="single"/>
-          </w:rPr>
-          <w:t>Jeremiah 35</w:t>
-        </w:r>
-      </w:hyperlink>
-      <w:r>
-        <w:rPr>
-          <w:lang w:val="en_US" w:bidi="en_US"/>
-        </w:rPr>
-        <w:t xml:space="preserve"> states that the Rechabites had a simple nomadic lifestyle until the time of the Babylonian captivity. This also fits with what is known about the nature of the Kenites.</w:t>
-      </w:r>
-      <w:r>
-        <w:rPr>
-          <w:lang w:val="en_US" w:bidi="en_US"/>
-        </w:rPr>
-      </w:r>
-      <w:r>
-        <w:rPr>
-          <w:lang w:val="en_US" w:bidi="en_US"/>
-        </w:rPr>
-      </w:r>
-    </w:p>
-    <w:p>
-      <w:pPr/>
-      <w:r>
-        <w:rPr>
-          <w:lang w:val="en_US" w:bidi="en_US"/>
-        </w:rPr>
-      </w:r>
-    </w:p>
-    <w:p>
-      <w:pPr>
-        <w:pStyle w:val="Heading2"/>
-      </w:pPr>
-      <w:r>
-        <w:rPr>
-          <w:lang w:val="en_US" w:bidi="en_US"/>
-        </w:rPr>
-        <w:t>Kenizzites</w:t>
-      </w:r>
-      <w:r>
-        <w:rPr>
-          <w:lang w:val="en_US" w:bidi="en_US"/>
-        </w:rPr>
-      </w:r>
-    </w:p>
-    <w:p>
-      <w:pPr/>
-      <w:r>
-        <w:rPr>
-          <w:lang w:val="en_US" w:bidi="en_US"/>
-        </w:rPr>
-      </w:r>
-      <w:r>
-        <w:rPr>
-          <w:lang w:val="en_US" w:bidi="en_US"/>
-        </w:rPr>
-        <w:t>A people related to Kenaz, grandson of Esau (</w:t>
-      </w:r>
-      <w:hyperlink r:id="rId138">
-        <w:r>
-          <w:rPr>
-            <w:lang w:val="en_US" w:bidi="en_US"/>
-          </w:rPr>
-          <w:rPr>
-            <w:color w:val="0000EE"/>
-            <w:u w:val="single"/>
-          </w:rPr>
-          <w:t>Gn 36:11, 15</w:t>
-        </w:r>
-      </w:hyperlink>
-      <w:r>
-        <w:rPr>
-          <w:lang w:val="en_US" w:bidi="en_US"/>
-        </w:rPr>
-        <w:t>). The Kenizzites were of Edomite stock and resided to the southeast of Judah in the vicinity of the Kenites. They are thought to belong to the pre-Israelite population of Canaan (</w:t>
-      </w:r>
-      <w:hyperlink r:id="rId35">
-        <w:r>
-          <w:rPr>
-            <w:lang w:val="en_US" w:bidi="en_US"/>
-          </w:rPr>
-          <w:rPr>
-            <w:color w:val="0000EE"/>
-            <w:u w:val="single"/>
-          </w:rPr>
-          <w:t>Gn 15:19</w:t>
-        </w:r>
-      </w:hyperlink>
-      <w:r>
-        <w:rPr>
-          <w:lang w:val="en_US" w:bidi="en_US"/>
-        </w:rPr>
-        <w:t xml:space="preserve">). Their territory was to be given to the Israelites along with that of the Kenites, the Amorites, and the Canaanites (vv </w:t>
-      </w:r>
-      <w:hyperlink r:id="rId139">
-        <w:r>
-          <w:rPr>
-            <w:lang w:val="en_US" w:bidi="en_US"/>
-          </w:rPr>
-          <w:rPr>
-            <w:color w:val="0000EE"/>
-            <w:u w:val="single"/>
-          </w:rPr>
-          <w:t>19–21</w:t>
-        </w:r>
-      </w:hyperlink>
-      <w:r>
-        <w:rPr>
-          <w:lang w:val="en_US" w:bidi="en_US"/>
-        </w:rPr>
-        <w:t>).</w:t>
-      </w:r>
-    </w:p>
-    <w:p>
-      <w:pPr/>
-      <w:r>
-        <w:rPr>
-          <w:lang w:val="en_US" w:bidi="en_US"/>
-        </w:rPr>
-      </w:r>
-      <w:r>
-        <w:rPr>
-          <w:lang w:val="en_US" w:bidi="en_US"/>
-        </w:rPr>
-        <w:t>In Numbers and Joshua, Caleb, the faithful spy, is reckoned to belong to the Kenizzites (</w:t>
-      </w:r>
-      <w:hyperlink r:id="rId128">
-        <w:r>
-          <w:rPr>
-            <w:lang w:val="en_US" w:bidi="en_US"/>
-          </w:rPr>
-          <w:rPr>
-            <w:color w:val="0000EE"/>
-            <w:u w:val="single"/>
-          </w:rPr>
-          <w:t>Nm 32:12</w:t>
+      <w:hyperlink r:id="rId148">
+        <w:r>
+          <w:rPr>
+            <w:lang w:val="en_US" w:bidi="en_US"/>
+          </w:rPr>
+          <w:rPr>
+            <w:color w:val="0000EE"/>
+            <w:u w:val="single"/>
+          </w:rPr>
+          <w:t xml:space="preserve">2 Samuel 8:18 </w:t>
+        </w:r>
+      </w:hyperlink>
+      <w:r>
+        <w:rPr>
+          <w:lang w:val="en_US" w:bidi="en_US"/>
+        </w:rPr>
+        <w:t xml:space="preserve">mentions them along with the Pelethites. </w:t>
+      </w:r>
+      <w:hyperlink r:id="rId149">
+        <w:r>
+          <w:rPr>
+            <w:lang w:val="en_US" w:bidi="en_US"/>
+          </w:rPr>
+          <w:rPr>
+            <w:color w:val="0000EE"/>
+            <w:u w:val="single"/>
+          </w:rPr>
+          <w:t>Ezekiel 25:15–17</w:t>
+        </w:r>
+      </w:hyperlink>
+      <w:r>
+        <w:rPr>
+          <w:lang w:val="en_US" w:bidi="en_US"/>
+        </w:rPr>
+        <w:t xml:space="preserve"> associates the Kerethites with the Philistines (compare </w:t>
+      </w:r>
+      <w:hyperlink r:id="rId150">
+        <w:r>
+          <w:rPr>
+            <w:lang w:val="en_US" w:bidi="en_US"/>
+          </w:rPr>
+          <w:rPr>
+            <w:color w:val="0000EE"/>
+            <w:u w:val="single"/>
+          </w:rPr>
+          <w:t>Zephaniah 2:5</w:t>
+        </w:r>
+      </w:hyperlink>
+      <w:r>
+        <w:rPr>
+          <w:lang w:val="en_US" w:bidi="en_US"/>
+        </w:rPr>
+        <w:t>). God judged them along with other people who lived along the seacoast because of the wrong things the Philistines did to Israel.</w:t>
+      </w:r>
+    </w:p>
+    <w:p>
+      <w:pPr/>
+      <w:r>
+        <w:rPr>
+          <w:lang w:val="en_US" w:bidi="en_US"/>
+        </w:rPr>
+      </w:r>
+      <w:r>
+        <w:rPr>
+          <w:lang w:val="en_US" w:bidi="en_US"/>
+        </w:rPr>
+        <w:t>Many scholars believe that the word Kerethite means "Cretan" (someone from the island of Crete). This makes sense because the Philistines may have come from Crete and other islands in the Mediterranean Sea. The word "Pelethite" is probably another spelling of the word Philistine.</w:t>
+      </w:r>
+    </w:p>
+    <w:p>
+      <w:pPr/>
+      <w:r>
+        <w:rPr>
+          <w:lang w:val="en_US" w:bidi="en_US"/>
+        </w:rPr>
+      </w:r>
+      <w:r>
+        <w:rPr>
+          <w:lang w:val="en_US" w:bidi="en_US"/>
+        </w:rPr>
+        <w:t>Because the Kerethites were likely related to the Philistines, we can learn about them by studying the Philistines. Art from Crete and Egypt shows Philistines wearing feathered or plumed head coverings. Pottery from Philistine, Cretan, and Greek places also looks very similar. This suggests these groups were closely connected.</w:t>
+      </w:r>
+    </w:p>
+    <w:p>
+      <w:pPr/>
+      <w:r>
+        <w:rPr>
+          <w:lang w:val="en_US" w:bidi="en_US"/>
+        </w:rPr>
+      </w:r>
+      <w:r>
+        <w:rPr>
+          <w:lang w:val="en_US" w:bidi="en_US"/>
+        </w:rPr>
+        <w:t>The Kerethites and Pelethites became soldiers for King David. They were foreign fighters who worked for pay (called mercenaries). These soldiers were very loyal to David, even during difficult times (</w:t>
+      </w:r>
+      <w:hyperlink r:id="rId151">
+        <w:r>
+          <w:rPr>
+            <w:lang w:val="en_US" w:bidi="en_US"/>
+          </w:rPr>
+          <w:rPr>
+            <w:color w:val="0000EE"/>
+            <w:u w:val="single"/>
+          </w:rPr>
+          <w:t>2 Samuel 15:18</w:t>
         </w:r>
       </w:hyperlink>
       <w:r>
@@ -6015,293 +6569,16 @@
         </w:rPr>
         <w:t xml:space="preserve">; </w:t>
       </w:r>
-      <w:hyperlink r:id="rId129">
-        <w:r>
-          <w:rPr>
-            <w:lang w:val="en_US" w:bidi="en_US"/>
-          </w:rPr>
-          <w:rPr>
-            <w:color w:val="0000EE"/>
-            <w:u w:val="single"/>
-          </w:rPr>
-          <w:t>Jos 14:6, 14</w:t>
-        </w:r>
-      </w:hyperlink>
-      <w:r>
-        <w:rPr>
-          <w:lang w:val="en_US" w:bidi="en_US"/>
-        </w:rPr>
-        <w:t xml:space="preserve">). According to </w:t>
-      </w:r>
-      <w:hyperlink r:id="rId127">
-        <w:r>
-          <w:rPr>
-            <w:lang w:val="en_US" w:bidi="en_US"/>
-          </w:rPr>
-          <w:rPr>
-            <w:color w:val="0000EE"/>
-            <w:u w:val="single"/>
-          </w:rPr>
-          <w:t>1 Chronicles 4:15</w:t>
-        </w:r>
-      </w:hyperlink>
-      <w:r>
-        <w:rPr>
-          <w:lang w:val="en_US" w:bidi="en_US"/>
-        </w:rPr>
-        <w:t>, Caleb’s genealogy is traced back to Judah (</w:t>
-      </w:r>
-      <w:hyperlink r:id="rId140">
-        <w:r>
-          <w:rPr>
-            <w:lang w:val="en_US" w:bidi="en_US"/>
-          </w:rPr>
-          <w:rPr>
-            <w:color w:val="0000EE"/>
-            <w:u w:val="single"/>
-          </w:rPr>
-          <w:t>1 Chr 4:1</w:t>
-        </w:r>
-      </w:hyperlink>
-      <w:r>
-        <w:rPr>
-          <w:lang w:val="en_US" w:bidi="en_US"/>
-        </w:rPr>
-        <w:t>). The relationship of Caleb to the Kenizzites is far from clear. Caleb established his patrimony at Kiriath-sepher (</w:t>
-      </w:r>
-      <w:hyperlink r:id="rId141">
-        <w:r>
-          <w:rPr>
-            <w:lang w:val="en_US" w:bidi="en_US"/>
-          </w:rPr>
-          <w:rPr>
-            <w:color w:val="0000EE"/>
-            <w:u w:val="single"/>
-          </w:rPr>
-          <w:t>Jgs 1:11–13</w:t>
-        </w:r>
-      </w:hyperlink>
-      <w:r>
-        <w:rPr>
-          <w:lang w:val="en_US" w:bidi="en_US"/>
-        </w:rPr>
-        <w:t>), which is in Judah but which is also situated close to the territory of the Kenizzites. Critical opinion views the Kenizzites as non-Israelites who occupied Hebron, Debir, and the southernmost hill country of the Negev and became politically incorporated into Judah.</w:t>
-      </w:r>
-      <w:r>
-        <w:rPr>
-          <w:lang w:val="en_US" w:bidi="en_US"/>
-        </w:rPr>
-      </w:r>
-      <w:r>
-        <w:rPr>
-          <w:lang w:val="en_US" w:bidi="en_US"/>
-        </w:rPr>
-      </w:r>
-    </w:p>
-    <w:p>
-      <w:pPr/>
-      <w:r>
-        <w:rPr>
-          <w:lang w:val="en_US" w:bidi="en_US"/>
-        </w:rPr>
-      </w:r>
-    </w:p>
-    <w:p>
-      <w:pPr>
-        <w:pStyle w:val="Heading2"/>
-      </w:pPr>
-      <w:r>
-        <w:rPr>
-          <w:lang w:val="en_US" w:bidi="en_US"/>
-        </w:rPr>
-        <w:t>Kephar-Ammoni</w:t>
-      </w:r>
-      <w:r>
-        <w:rPr>
-          <w:lang w:val="en_US" w:bidi="en_US"/>
-        </w:rPr>
-      </w:r>
-    </w:p>
-    <w:p>
-      <w:pPr/>
-      <w:r>
-        <w:rPr>
-          <w:lang w:val="en_US" w:bidi="en_US"/>
-        </w:rPr>
-      </w:r>
-      <w:r>
-        <w:rPr>
-          <w:lang w:val="en_US" w:bidi="en_US"/>
-        </w:rPr>
-        <w:t>City allotted to Benjamin’s tribe for an inheritance after the initial conquest of Canaan by Joshua (</w:t>
-      </w:r>
-      <w:hyperlink r:id="rId142">
-        <w:r>
-          <w:rPr>
-            <w:lang w:val="en_US" w:bidi="en_US"/>
-          </w:rPr>
-          <w:rPr>
-            <w:color w:val="0000EE"/>
-            <w:u w:val="single"/>
-          </w:rPr>
-          <w:t>Jos 18:24</w:t>
-        </w:r>
-      </w:hyperlink>
-      <w:r>
-        <w:rPr>
-          <w:lang w:val="en_US" w:bidi="en_US"/>
-        </w:rPr>
-        <w:t>).</w:t>
-      </w:r>
-      <w:r>
-        <w:rPr>
-          <w:lang w:val="en_US" w:bidi="en_US"/>
-        </w:rPr>
-      </w:r>
-      <w:r>
-        <w:rPr>
-          <w:lang w:val="en_US" w:bidi="en_US"/>
-        </w:rPr>
-      </w:r>
-    </w:p>
-    <w:p>
-      <w:pPr/>
-      <w:r>
-        <w:rPr>
-          <w:lang w:val="en_US" w:bidi="en_US"/>
-        </w:rPr>
-      </w:r>
-    </w:p>
-    <w:p>
-      <w:pPr>
-        <w:pStyle w:val="Heading2"/>
-      </w:pPr>
-      <w:r>
-        <w:rPr>
-          <w:lang w:val="en_US" w:bidi="en_US"/>
-        </w:rPr>
-        <w:t>Kephirah</w:t>
-      </w:r>
-      <w:r>
-        <w:rPr>
-          <w:lang w:val="en_US" w:bidi="en_US"/>
-        </w:rPr>
-      </w:r>
-    </w:p>
-    <w:p>
-      <w:pPr/>
-      <w:r>
-        <w:rPr>
-          <w:lang w:val="en_US" w:bidi="en_US"/>
-        </w:rPr>
-      </w:r>
-      <w:r>
-        <w:rPr>
-          <w:lang w:val="en_US" w:bidi="en_US"/>
-        </w:rPr>
-        <w:t>Another spelling for Chephirah, an ancient city that was home to the Hivite people (</w:t>
-      </w:r>
-      <w:hyperlink r:id="rId143">
-        <w:r>
-          <w:rPr>
-            <w:lang w:val="en_US" w:bidi="en_US"/>
-          </w:rPr>
-          <w:rPr>
-            <w:color w:val="0000EE"/>
-            <w:u w:val="single"/>
-          </w:rPr>
-          <w:t>Joshua 9:17</w:t>
-        </w:r>
-      </w:hyperlink>
-      <w:r>
-        <w:rPr>
-          <w:lang w:val="en_US" w:bidi="en_US"/>
-        </w:rPr>
-        <w:t xml:space="preserve">). </w:t>
-      </w:r>
-      <w:r>
-        <w:rPr>
-          <w:i/>
-          <w:lang w:val="en_US" w:bidi="en_US"/>
-        </w:rPr>
-        <w:t>See</w:t>
-      </w:r>
-      <w:r>
-        <w:rPr>
-          <w:lang w:val="en_US" w:bidi="en_US"/>
-        </w:rPr>
-        <w:t xml:space="preserve"> </w:t>
-      </w:r>
-      <w:r>
-        <w:rPr>
-          <w:lang w:val="en_US" w:bidi="en_US"/>
-        </w:rPr>
-        <w:t>Chephirah</w:t>
-      </w:r>
-      <w:r>
-        <w:rPr>
-          <w:lang w:val="en_US" w:bidi="en_US"/>
-        </w:rPr>
-        <w:t>.</w:t>
-      </w:r>
-      <w:r>
-        <w:rPr>
-          <w:lang w:val="en_US" w:bidi="en_US"/>
-        </w:rPr>
-      </w:r>
-      <w:r>
-        <w:rPr>
-          <w:lang w:val="en_US" w:bidi="en_US"/>
-        </w:rPr>
-      </w:r>
-    </w:p>
-    <w:p>
-      <w:pPr/>
-      <w:r>
-        <w:rPr>
-          <w:lang w:val="en_US" w:bidi="en_US"/>
-        </w:rPr>
-      </w:r>
-    </w:p>
-    <w:p>
-      <w:pPr>
-        <w:pStyle w:val="Heading2"/>
-      </w:pPr>
-      <w:r>
-        <w:rPr>
-          <w:lang w:val="en_US" w:bidi="en_US"/>
-        </w:rPr>
-        <w:t>Keran</w:t>
-      </w:r>
-      <w:r>
-        <w:rPr>
-          <w:lang w:val="en_US" w:bidi="en_US"/>
-        </w:rPr>
-      </w:r>
-    </w:p>
-    <w:p>
-      <w:pPr/>
-      <w:r>
-        <w:rPr>
-          <w:lang w:val="en_US" w:bidi="en_US"/>
-        </w:rPr>
-      </w:r>
-      <w:r>
-        <w:rPr>
-          <w:lang w:val="en_US" w:bidi="en_US"/>
-        </w:rPr>
-        <w:t>Another spelling for Cheran, son of Dishon (</w:t>
-      </w:r>
-      <w:hyperlink r:id="rId144">
-        <w:r>
-          <w:rPr>
-            <w:lang w:val="en_US" w:bidi="en_US"/>
-          </w:rPr>
-          <w:rPr>
-            <w:color w:val="0000EE"/>
-            <w:u w:val="single"/>
-          </w:rPr>
-          <w:t>Genesis 36:26</w:t>
+      <w:hyperlink r:id="rId152">
+        <w:r>
+          <w:rPr>
+            <w:lang w:val="en_US" w:bidi="en_US"/>
+          </w:rPr>
+          <w:rPr>
+            <w:color w:val="0000EE"/>
+            <w:u w:val="single"/>
+          </w:rPr>
+          <w:t>20:7, 23</w:t>
         </w:r>
       </w:hyperlink>
       <w:r>
@@ -6310,339 +6587,6 @@
         </w:rPr>
         <w:t xml:space="preserve">; </w:t>
       </w:r>
-      <w:hyperlink r:id="rId145">
-        <w:r>
-          <w:rPr>
-            <w:lang w:val="en_US" w:bidi="en_US"/>
-          </w:rPr>
-          <w:rPr>
-            <w:color w:val="0000EE"/>
-            <w:u w:val="single"/>
-          </w:rPr>
-          <w:t>1 Chronicles 1:41</w:t>
-        </w:r>
-      </w:hyperlink>
-      <w:r>
-        <w:rPr>
-          <w:lang w:val="en_US" w:bidi="en_US"/>
-        </w:rPr>
-        <w:t xml:space="preserve">). </w:t>
-      </w:r>
-      <w:r>
-        <w:rPr>
-          <w:i/>
-          <w:lang w:val="en_US" w:bidi="en_US"/>
-        </w:rPr>
-        <w:t>See</w:t>
-      </w:r>
-      <w:r>
-        <w:rPr>
-          <w:lang w:val="en_US" w:bidi="en_US"/>
-        </w:rPr>
-        <w:t xml:space="preserve"> </w:t>
-      </w:r>
-      <w:r>
-        <w:rPr>
-          <w:lang w:val="en_US" w:bidi="en_US"/>
-        </w:rPr>
-        <w:t>Cheran</w:t>
-      </w:r>
-      <w:r>
-        <w:rPr>
-          <w:lang w:val="en_US" w:bidi="en_US"/>
-        </w:rPr>
-        <w:t>.</w:t>
-      </w:r>
-      <w:r>
-        <w:rPr>
-          <w:lang w:val="en_US" w:bidi="en_US"/>
-        </w:rPr>
-      </w:r>
-      <w:r>
-        <w:rPr>
-          <w:lang w:val="en_US" w:bidi="en_US"/>
-        </w:rPr>
-      </w:r>
-    </w:p>
-    <w:p>
-      <w:pPr/>
-      <w:r>
-        <w:rPr>
-          <w:lang w:val="en_US" w:bidi="en_US"/>
-        </w:rPr>
-      </w:r>
-    </w:p>
-    <w:p>
-      <w:pPr>
-        <w:pStyle w:val="Heading2"/>
-      </w:pPr>
-      <w:r>
-        <w:rPr>
-          <w:lang w:val="en_US" w:bidi="en_US"/>
-        </w:rPr>
-        <w:t>Keren-Happuch</w:t>
-      </w:r>
-      <w:r>
-        <w:rPr>
-          <w:lang w:val="en_US" w:bidi="en_US"/>
-        </w:rPr>
-      </w:r>
-    </w:p>
-    <w:p>
-      <w:pPr/>
-      <w:r>
-        <w:rPr>
-          <w:lang w:val="en_US" w:bidi="en_US"/>
-        </w:rPr>
-      </w:r>
-      <w:r>
-        <w:rPr>
-          <w:lang w:val="en_US" w:bidi="en_US"/>
-        </w:rPr>
-        <w:t>Job’s third daughter and the sister of Jemimah and Keziah. She was listed as a member of Job’s family at the time of his restoration (</w:t>
-      </w:r>
-      <w:hyperlink r:id="rId146">
-        <w:r>
-          <w:rPr>
-            <w:lang w:val="en_US" w:bidi="en_US"/>
-          </w:rPr>
-          <w:rPr>
-            <w:color w:val="0000EE"/>
-            <w:u w:val="single"/>
-          </w:rPr>
-          <w:t>Jb 42:14</w:t>
-        </w:r>
-      </w:hyperlink>
-      <w:r>
-        <w:rPr>
-          <w:lang w:val="en_US" w:bidi="en_US"/>
-        </w:rPr>
-        <w:t>).</w:t>
-      </w:r>
-      <w:r>
-        <w:rPr>
-          <w:lang w:val="en_US" w:bidi="en_US"/>
-        </w:rPr>
-      </w:r>
-      <w:r>
-        <w:rPr>
-          <w:lang w:val="en_US" w:bidi="en_US"/>
-        </w:rPr>
-      </w:r>
-    </w:p>
-    <w:p>
-      <w:pPr/>
-      <w:r>
-        <w:rPr>
-          <w:lang w:val="en_US" w:bidi="en_US"/>
-        </w:rPr>
-      </w:r>
-    </w:p>
-    <w:p>
-      <w:pPr>
-        <w:pStyle w:val="Heading2"/>
-      </w:pPr>
-      <w:r>
-        <w:rPr>
-          <w:lang w:val="en_US" w:bidi="en_US"/>
-        </w:rPr>
-        <w:t>Kerethites</w:t>
-      </w:r>
-      <w:r>
-        <w:rPr>
-          <w:lang w:val="en_US" w:bidi="en_US"/>
-        </w:rPr>
-      </w:r>
-    </w:p>
-    <w:p>
-      <w:pPr/>
-      <w:r>
-        <w:rPr>
-          <w:lang w:val="en_US" w:bidi="en_US"/>
-        </w:rPr>
-      </w:r>
-      <w:r>
-        <w:rPr>
-          <w:lang w:val="en_US" w:bidi="en_US"/>
-        </w:rPr>
-        <w:t>The Kerethites were a group of people who lived in southern Judah, near Hebron (</w:t>
-      </w:r>
-      <w:hyperlink r:id="rId147">
-        <w:r>
-          <w:rPr>
-            <w:lang w:val="en_US" w:bidi="en_US"/>
-          </w:rPr>
-          <w:rPr>
-            <w:color w:val="0000EE"/>
-            <w:u w:val="single"/>
-          </w:rPr>
-          <w:t>1 Samuel 30:14</w:t>
-        </w:r>
-      </w:hyperlink>
-      <w:r>
-        <w:rPr>
-          <w:lang w:val="en_US" w:bidi="en_US"/>
-        </w:rPr>
-        <w:t xml:space="preserve">). </w:t>
-      </w:r>
-      <w:hyperlink r:id="rId148">
-        <w:r>
-          <w:rPr>
-            <w:lang w:val="en_US" w:bidi="en_US"/>
-          </w:rPr>
-          <w:rPr>
-            <w:color w:val="0000EE"/>
-            <w:u w:val="single"/>
-          </w:rPr>
-          <w:t xml:space="preserve">2 Samuel 8:18 </w:t>
-        </w:r>
-      </w:hyperlink>
-      <w:r>
-        <w:rPr>
-          <w:lang w:val="en_US" w:bidi="en_US"/>
-        </w:rPr>
-        <w:t xml:space="preserve">mentions them along with the Pelethites. </w:t>
-      </w:r>
-      <w:hyperlink r:id="rId149">
-        <w:r>
-          <w:rPr>
-            <w:lang w:val="en_US" w:bidi="en_US"/>
-          </w:rPr>
-          <w:rPr>
-            <w:color w:val="0000EE"/>
-            <w:u w:val="single"/>
-          </w:rPr>
-          <w:t>Ezekiel 25:15–17</w:t>
-        </w:r>
-      </w:hyperlink>
-      <w:r>
-        <w:rPr>
-          <w:lang w:val="en_US" w:bidi="en_US"/>
-        </w:rPr>
-        <w:t xml:space="preserve"> associates the Kerethites with the Philistines (compare </w:t>
-      </w:r>
-      <w:hyperlink r:id="rId150">
-        <w:r>
-          <w:rPr>
-            <w:lang w:val="en_US" w:bidi="en_US"/>
-          </w:rPr>
-          <w:rPr>
-            <w:color w:val="0000EE"/>
-            <w:u w:val="single"/>
-          </w:rPr>
-          <w:t>Zephaniah 2:5</w:t>
-        </w:r>
-      </w:hyperlink>
-      <w:r>
-        <w:rPr>
-          <w:lang w:val="en_US" w:bidi="en_US"/>
-        </w:rPr>
-        <w:t>). God judged them along with other people who lived along the seacoast because of the wrong things the Philistines did to Israel.</w:t>
-      </w:r>
-    </w:p>
-    <w:p>
-      <w:pPr/>
-      <w:r>
-        <w:rPr>
-          <w:lang w:val="en_US" w:bidi="en_US"/>
-        </w:rPr>
-      </w:r>
-      <w:r>
-        <w:rPr>
-          <w:lang w:val="en_US" w:bidi="en_US"/>
-        </w:rPr>
-        <w:t xml:space="preserve">Many scholars believe that the name Kerethite means "Cretan" (someone from the island of Crete). This makes sense because the Philistines may have come from Crete and other islands in the Mediterranean Sea. The word </w:t>
-      </w:r>
-      <w:r>
-        <w:rPr>
-          <w:i/>
-          <w:lang w:val="en_US" w:bidi="en_US"/>
-        </w:rPr>
-        <w:t>Pelethite</w:t>
-      </w:r>
-      <w:r>
-        <w:rPr>
-          <w:lang w:val="en_US" w:bidi="en_US"/>
-        </w:rPr>
-        <w:t xml:space="preserve"> is probably another spelling of the word </w:t>
-      </w:r>
-      <w:r>
-        <w:rPr>
-          <w:i/>
-          <w:lang w:val="en_US" w:bidi="en_US"/>
-        </w:rPr>
-        <w:t>Philistine</w:t>
-      </w:r>
-      <w:r>
-        <w:rPr>
-          <w:lang w:val="en_US" w:bidi="en_US"/>
-        </w:rPr>
-        <w:t>.</w:t>
-      </w:r>
-    </w:p>
-    <w:p>
-      <w:pPr/>
-      <w:r>
-        <w:rPr>
-          <w:lang w:val="en_US" w:bidi="en_US"/>
-        </w:rPr>
-      </w:r>
-      <w:r>
-        <w:rPr>
-          <w:lang w:val="en_US" w:bidi="en_US"/>
-        </w:rPr>
-        <w:t>Because the Kerethites were likely related to the Philistines, we can learn about them by studying the Philistines. Art from Crete and Egypt shows Philistines wearing feathered or plumed head coverings. Pottery from Philistine, Cretan, and Greek places also looks very similar. This suggests these groups were closely connected.</w:t>
-      </w:r>
-    </w:p>
-    <w:p>
-      <w:pPr/>
-      <w:r>
-        <w:rPr>
-          <w:lang w:val="en_US" w:bidi="en_US"/>
-        </w:rPr>
-      </w:r>
-      <w:r>
-        <w:rPr>
-          <w:lang w:val="en_US" w:bidi="en_US"/>
-        </w:rPr>
-        <w:t>The Kerethites and Pelethites became soldiers for King David. They were foreign fighters who worked for pay (called mercenaries). These soldiers were very loyal to David, even during difficult times (</w:t>
-      </w:r>
-      <w:hyperlink r:id="rId151">
-        <w:r>
-          <w:rPr>
-            <w:lang w:val="en_US" w:bidi="en_US"/>
-          </w:rPr>
-          <w:rPr>
-            <w:color w:val="0000EE"/>
-            <w:u w:val="single"/>
-          </w:rPr>
-          <w:t>2 Samuel 15:18</w:t>
-        </w:r>
-      </w:hyperlink>
-      <w:r>
-        <w:rPr>
-          <w:lang w:val="en_US" w:bidi="en_US"/>
-        </w:rPr>
-        <w:t xml:space="preserve">; </w:t>
-      </w:r>
-      <w:hyperlink r:id="rId152">
-        <w:r>
-          <w:rPr>
-            <w:lang w:val="en_US" w:bidi="en_US"/>
-          </w:rPr>
-          <w:rPr>
-            <w:color w:val="0000EE"/>
-            <w:u w:val="single"/>
-          </w:rPr>
-          <w:t>20:7, 23</w:t>
-        </w:r>
-      </w:hyperlink>
-      <w:r>
-        <w:rPr>
-          <w:lang w:val="en_US" w:bidi="en_US"/>
-        </w:rPr>
-        <w:t xml:space="preserve">; </w:t>
-      </w:r>
       <w:hyperlink r:id="rId153">
         <w:r>
           <w:rPr>
@@ -6659,7 +6603,7 @@
         <w:rPr>
           <w:lang w:val="en_US" w:bidi="en_US"/>
         </w:rPr>
-        <w:t xml:space="preserve">). Later kings of Judah may have also used them as soldiers. Some people think the “Carites” in </w:t>
+        <w:t xml:space="preserve">). Later kings of Judah may have also used them as soldiers. Some people think the "Carites" in </w:t>
       </w:r>
       <w:hyperlink r:id="rId154">
         <w:r>
@@ -30019,7 +29963,7 @@
         <w:rPr>
           <w:lang w:val="en_US" w:bidi="en_US"/>
         </w:rPr>
-        <w:t xml:space="preserve">A form of the Greek language that was widely used throughout the Near East and Mediterranean regions during the time of the Roman Empire. The word </w:t>
+        <w:t xml:space="preserve">Koine is a form of the Greek language that was widely used throughout the Near East and Mediterranean regions during the time of the Roman Empire. The word </w:t>
       </w:r>
       <w:r>
         <w:rPr>

--- a/eng/docx/011.content.docx
+++ b/eng/docx/011.content.docx
@@ -11477,7 +11477,15 @@
         <w:rPr>
           <w:lang w:val="en_US" w:bidi="en_US"/>
         </w:rPr>
-        <w:t xml:space="preserve">Cows. </w:t>
+        <w:t>"Kine" is an old word for cows.</w:t>
+      </w:r>
+    </w:p>
+    <w:p>
+      <w:pPr/>
+      <w:r>
+        <w:rPr>
+          <w:lang w:val="en_US" w:bidi="en_US"/>
+        </w:rPr>
       </w:r>
       <w:r>
         <w:rPr>
@@ -25494,7 +25502,7 @@
         <w:rPr>
           <w:lang w:val="en_US" w:bidi="en_US"/>
         </w:rPr>
-        <w:t>Levite of Merari’s family whose son Ethan was a singer and musician in the sanctuary during David’s reign (</w:t>
+        <w:t>Kishi was a Levite from the family of Merari. His son Ethan served as a singer and musician in the sanctuary during the reign of King David (</w:t>
       </w:r>
       <w:hyperlink r:id="rId696">
         <w:r>
@@ -25505,14 +25513,28 @@
             <w:color w:val="0000EE"/>
             <w:u w:val="single"/>
           </w:rPr>
-          <w:t>1 Chr 6:44</w:t>
-        </w:r>
-      </w:hyperlink>
-      <w:r>
-        <w:rPr>
-          <w:lang w:val="en_US" w:bidi="en_US"/>
-        </w:rPr>
-        <w:t xml:space="preserve">). He is also known as Kushaiah in </w:t>
+          <w:t>1 Chronicles 6:44</w:t>
+        </w:r>
+      </w:hyperlink>
+      <w:r>
+        <w:rPr>
+          <w:lang w:val="en_US" w:bidi="en_US"/>
+        </w:rPr>
+        <w:t xml:space="preserve">). </w:t>
+      </w:r>
+    </w:p>
+    <w:p>
+      <w:pPr/>
+      <w:r>
+        <w:rPr>
+          <w:lang w:val="en_US" w:bidi="en_US"/>
+        </w:rPr>
+      </w:r>
+      <w:r>
+        <w:rPr>
+          <w:lang w:val="en_US" w:bidi="en_US"/>
+        </w:rPr>
+        <w:t xml:space="preserve">Kishi is also called Kushaiah in </w:t>
       </w:r>
       <w:hyperlink r:id="rId697">
         <w:r>
@@ -25523,7 +25545,7 @@
             <w:color w:val="0000EE"/>
             <w:u w:val="single"/>
           </w:rPr>
-          <w:t>15:17</w:t>
+          <w:t>1 Chronicles 15:17</w:t>
         </w:r>
       </w:hyperlink>
       <w:r>

--- a/eng/docx/011.content.docx
+++ b/eng/docx/011.content.docx
@@ -9323,7 +9323,15 @@
         <w:rPr>
           <w:lang w:val="en_US" w:bidi="en_US"/>
         </w:rPr>
-        <w:t xml:space="preserve">Young goat. </w:t>
+        <w:t>A kid is a young goat.</w:t>
+      </w:r>
+    </w:p>
+    <w:p>
+      <w:pPr/>
+      <w:r>
+        <w:rPr>
+          <w:lang w:val="en_US" w:bidi="en_US"/>
+        </w:rPr>
       </w:r>
       <w:r>
         <w:rPr>
@@ -9342,7 +9350,7 @@
         <w:rPr>
           <w:lang w:val="en_US" w:bidi="en_US"/>
         </w:rPr>
-        <w:t>Animals (Goat)</w:t>
+        <w:t>Goat</w:t>
       </w:r>
       <w:r>
         <w:rPr>
@@ -28492,7 +28500,7 @@
         <w:rPr>
           <w:lang w:val="en_US" w:bidi="en_US"/>
         </w:rPr>
-        <w:t>People probably living northeast of Babylonia. They are named along with Babylon, Pekod, and Shoa as people who would come against Jerusalem as instruments of God’s judgment on Israel (</w:t>
+        <w:t>Koa was a people group that probably lived northeast of Babylonia. Koa is named with Babylon, Pekod, and Shoa as one of the peoples that would attack Jerusalem as instruments of God’s judgment on Israel (</w:t>
       </w:r>
       <w:hyperlink r:id="rId759">
         <w:r>
@@ -28503,14 +28511,14 @@
             <w:color w:val="0000EE"/>
             <w:u w:val="single"/>
           </w:rPr>
-          <w:t>Ez 23:23</w:t>
-        </w:r>
-      </w:hyperlink>
-      <w:r>
-        <w:rPr>
-          <w:lang w:val="en_US" w:bidi="en_US"/>
-        </w:rPr>
-        <w:t>). They are perhaps identifiable with the Kutu, mentioned frequently in Assyrian inscriptions.</w:t>
+          <w:t>Ezekiel 23:23</w:t>
+        </w:r>
+      </w:hyperlink>
+      <w:r>
+        <w:rPr>
+          <w:lang w:val="en_US" w:bidi="en_US"/>
+        </w:rPr>
+        <w:t>). They may be the Qutu, mentioned often in Assyrian inscriptions.</w:t>
       </w:r>
       <w:r>
         <w:rPr>

--- a/eng/docx/011.content.docx
+++ b/eng/docx/011.content.docx
@@ -23352,26 +23352,26 @@
         <w:rPr>
           <w:lang w:val="en_US" w:bidi="en_US"/>
         </w:rPr>
-        <w:t>Kiriath-Arim</w:t>
-      </w:r>
-      <w:r>
-        <w:rPr>
-          <w:lang w:val="en_US" w:bidi="en_US"/>
-        </w:rPr>
-      </w:r>
-    </w:p>
-    <w:p>
-      <w:pPr/>
-      <w:r>
-        <w:rPr>
-          <w:lang w:val="en_US" w:bidi="en_US"/>
-        </w:rPr>
-      </w:r>
-      <w:r>
-        <w:rPr>
-          <w:lang w:val="en_US" w:bidi="en_US"/>
-        </w:rPr>
-        <w:t xml:space="preserve">Alternate name for Kiriath-jearim in </w:t>
+        <w:t>Kiriath-arim</w:t>
+      </w:r>
+      <w:r>
+        <w:rPr>
+          <w:lang w:val="en_US" w:bidi="en_US"/>
+        </w:rPr>
+      </w:r>
+    </w:p>
+    <w:p>
+      <w:pPr/>
+      <w:r>
+        <w:rPr>
+          <w:lang w:val="en_US" w:bidi="en_US"/>
+        </w:rPr>
+      </w:r>
+      <w:r>
+        <w:rPr>
+          <w:lang w:val="en_US" w:bidi="en_US"/>
+        </w:rPr>
+        <w:t xml:space="preserve">Kiriath-arim is a variant form of the town name Kiriath-jearim, found in the Hebrew text of </w:t>
       </w:r>
       <w:hyperlink r:id="rId666">
         <w:r>
@@ -23389,7 +23389,15 @@
         <w:rPr>
           <w:lang w:val="en_US" w:bidi="en_US"/>
         </w:rPr>
-        <w:t xml:space="preserve"> (nlt mg). </w:t>
+        <w:t>.</w:t>
+      </w:r>
+    </w:p>
+    <w:p>
+      <w:pPr/>
+      <w:r>
+        <w:rPr>
+          <w:lang w:val="en_US" w:bidi="en_US"/>
+        </w:rPr>
       </w:r>
       <w:r>
         <w:rPr>
@@ -23443,26 +23451,26 @@
         <w:rPr>
           <w:lang w:val="en_US" w:bidi="en_US"/>
         </w:rPr>
-        <w:t>Kiriath-Baal</w:t>
-      </w:r>
-      <w:r>
-        <w:rPr>
-          <w:lang w:val="en_US" w:bidi="en_US"/>
-        </w:rPr>
-      </w:r>
-    </w:p>
-    <w:p>
-      <w:pPr/>
-      <w:r>
-        <w:rPr>
-          <w:lang w:val="en_US" w:bidi="en_US"/>
-        </w:rPr>
-      </w:r>
-      <w:r>
-        <w:rPr>
-          <w:lang w:val="en_US" w:bidi="en_US"/>
-        </w:rPr>
-        <w:t xml:space="preserve">Alternate name for Kiriath-jearim in </w:t>
+        <w:t>Kiriath-baal</w:t>
+      </w:r>
+      <w:r>
+        <w:rPr>
+          <w:lang w:val="en_US" w:bidi="en_US"/>
+        </w:rPr>
+      </w:r>
+    </w:p>
+    <w:p>
+      <w:pPr/>
+      <w:r>
+        <w:rPr>
+          <w:lang w:val="en_US" w:bidi="en_US"/>
+        </w:rPr>
+      </w:r>
+      <w:r>
+        <w:rPr>
+          <w:lang w:val="en_US" w:bidi="en_US"/>
+        </w:rPr>
+        <w:t xml:space="preserve">Kiriath-baal is another name for Kiriath-jearim in </w:t>
       </w:r>
       <w:hyperlink r:id="rId667">
         <w:r>
@@ -23498,7 +23506,15 @@
         <w:rPr>
           <w:lang w:val="en_US" w:bidi="en_US"/>
         </w:rPr>
-        <w:t xml:space="preserve">. </w:t>
+        <w:t>.</w:t>
+      </w:r>
+    </w:p>
+    <w:p>
+      <w:pPr/>
+      <w:r>
+        <w:rPr>
+          <w:lang w:val="en_US" w:bidi="en_US"/>
+        </w:rPr>
       </w:r>
       <w:r>
         <w:rPr>
@@ -24898,26 +24914,26 @@
         <w:rPr>
           <w:lang w:val="en_US" w:bidi="en_US"/>
         </w:rPr>
-        <w:t>Kirjath-Sannah</w:t>
-      </w:r>
-      <w:r>
-        <w:rPr>
-          <w:lang w:val="en_US" w:bidi="en_US"/>
-        </w:rPr>
-      </w:r>
-    </w:p>
-    <w:p>
-      <w:pPr/>
-      <w:r>
-        <w:rPr>
-          <w:lang w:val="en_US" w:bidi="en_US"/>
-        </w:rPr>
-      </w:r>
-      <w:r>
-        <w:rPr>
-          <w:lang w:val="en_US" w:bidi="en_US"/>
-        </w:rPr>
-        <w:t xml:space="preserve">KJV spelling of Kiriath-sannah, in </w:t>
+        <w:t>Kirjath-sannah</w:t>
+      </w:r>
+      <w:r>
+        <w:rPr>
+          <w:lang w:val="en_US" w:bidi="en_US"/>
+        </w:rPr>
+      </w:r>
+    </w:p>
+    <w:p>
+      <w:pPr/>
+      <w:r>
+        <w:rPr>
+          <w:lang w:val="en_US" w:bidi="en_US"/>
+        </w:rPr>
+      </w:r>
+      <w:r>
+        <w:rPr>
+          <w:lang w:val="en_US" w:bidi="en_US"/>
+        </w:rPr>
+        <w:t xml:space="preserve">Kirjath-sannah is the King James Version spelling of Kiriath-sannah, in </w:t>
       </w:r>
       <w:hyperlink r:id="rId678">
         <w:r>
@@ -24936,6 +24952,14 @@
           <w:lang w:val="en_US" w:bidi="en_US"/>
         </w:rPr>
         <w:t xml:space="preserve">. </w:t>
+      </w:r>
+    </w:p>
+    <w:p>
+      <w:pPr/>
+      <w:r>
+        <w:rPr>
+          <w:lang w:val="en_US" w:bidi="en_US"/>
+        </w:rPr>
       </w:r>
       <w:r>
         <w:rPr>
@@ -30268,7 +30292,7 @@
         <w:rPr>
           <w:lang w:val="en_US" w:bidi="en_US"/>
         </w:rPr>
-        <w:t>Town referred to in the apocryphal book of Judith (</w:t>
+        <w:t>Kona was a town mentioned in the deuterocanonical book of Judith (</w:t>
       </w:r>
       <w:hyperlink r:id="rId808">
         <w:r>
@@ -30279,7 +30303,7 @@
             <w:color w:val="0000EE"/>
             <w:u w:val="single"/>
           </w:rPr>
-          <w:t>Jdt 4:4</w:t>
+          <w:t>Judith 4:4</w:t>
         </w:r>
       </w:hyperlink>
       <w:r>
